--- a/Claude outputs/Undangan_Pelatihan_Pendataan_Pascabencana_8Okt2026.docx
+++ b/Claude outputs/Undangan_Pelatihan_Pendataan_Pascabencana_8Okt2026.docx
@@ -4118,7 +4118,7 @@
                 <w:sz w:val="20"/>
                 <w:szCs w:val="20"/>
               </w:rPr>
-              <w:t xml:space="preserve">KELAS 1  |  Kamis, 8 Oktober 2026  |  25 peserta</w:t>
+              <w:t xml:space="preserve">KELAS 1  |  Kamis, 8 Oktober 2026  |  26 peserta</w:t>
             </w:r>
           </w:p>
         </w:tc>
@@ -5862,7 +5862,7 @@
                 <w:sz w:val="20"/>
                 <w:szCs w:val="20"/>
               </w:rPr>
-              <w:t xml:space="preserve">Mira Rozalinda</w:t>
+              <w:t xml:space="preserve">Leni Marta</w:t>
             </w:r>
           </w:p>
         </w:tc>
@@ -5991,7 +5991,7 @@
                 <w:sz w:val="20"/>
                 <w:szCs w:val="20"/>
               </w:rPr>
-              <w:t xml:space="preserve">Nelva Roza Oktakia</w:t>
+              <w:t xml:space="preserve">Mira Rozalinda</w:t>
             </w:r>
           </w:p>
         </w:tc>
@@ -6120,7 +6120,7 @@
                 <w:sz w:val="20"/>
                 <w:szCs w:val="20"/>
               </w:rPr>
-              <w:t xml:space="preserve">Nur Aisyah</w:t>
+              <w:t xml:space="preserve">Nelva Roza Oktakia</w:t>
             </w:r>
           </w:p>
         </w:tc>
@@ -6182,7 +6182,7 @@
                 <w:sz w:val="20"/>
                 <w:szCs w:val="20"/>
               </w:rPr>
-              <w:t xml:space="preserve">X Koto Singkarak</w:t>
+              <w:t xml:space="preserve">Kubung</w:t>
             </w:r>
           </w:p>
         </w:tc>
@@ -6249,7 +6249,7 @@
                 <w:sz w:val="20"/>
                 <w:szCs w:val="20"/>
               </w:rPr>
-              <w:t xml:space="preserve">Organik BPS Kabupaten Solok</w:t>
+              <w:t xml:space="preserve">Nur Aisyah</w:t>
             </w:r>
           </w:p>
         </w:tc>
@@ -6280,7 +6280,7 @@
                 <w:sz w:val="20"/>
                 <w:szCs w:val="20"/>
               </w:rPr>
-              <w:t xml:space="preserve">PML</w:t>
+              <w:t xml:space="preserve">PPL</w:t>
             </w:r>
           </w:p>
         </w:tc>
@@ -6311,7 +6311,7 @@
                 <w:sz w:val="20"/>
                 <w:szCs w:val="20"/>
               </w:rPr>
-              <w:t xml:space="preserve">Kubung</w:t>
+              <w:t xml:space="preserve">X Koto Singkarak</w:t>
             </w:r>
           </w:p>
         </w:tc>
@@ -6378,7 +6378,7 @@
                 <w:sz w:val="20"/>
                 <w:szCs w:val="20"/>
               </w:rPr>
-              <w:t xml:space="preserve">Puji Putri</w:t>
+              <w:t xml:space="preserve">Organik BPS Kabupaten Solok</w:t>
             </w:r>
           </w:p>
         </w:tc>
@@ -6409,7 +6409,7 @@
                 <w:sz w:val="20"/>
                 <w:szCs w:val="20"/>
               </w:rPr>
-              <w:t xml:space="preserve">PPL</w:t>
+              <w:t xml:space="preserve">PML</w:t>
             </w:r>
           </w:p>
         </w:tc>
@@ -6440,7 +6440,7 @@
                 <w:sz w:val="20"/>
                 <w:szCs w:val="20"/>
               </w:rPr>
-              <w:t xml:space="preserve">Junjung Sirih</w:t>
+              <w:t xml:space="preserve">Kubung</w:t>
             </w:r>
           </w:p>
         </w:tc>
@@ -6507,7 +6507,7 @@
                 <w:sz w:val="20"/>
                 <w:szCs w:val="20"/>
               </w:rPr>
-              <w:t xml:space="preserve">Rahmad Hidayat</w:t>
+              <w:t xml:space="preserve">Puji Putri</w:t>
             </w:r>
           </w:p>
         </w:tc>
@@ -6569,7 +6569,7 @@
                 <w:sz w:val="20"/>
                 <w:szCs w:val="20"/>
               </w:rPr>
-              <w:t xml:space="preserve">Lembah Gumanti</w:t>
+              <w:t xml:space="preserve">Junjung Sirih</w:t>
             </w:r>
           </w:p>
         </w:tc>
@@ -6636,7 +6636,7 @@
                 <w:sz w:val="20"/>
                 <w:szCs w:val="20"/>
               </w:rPr>
-              <w:t xml:space="preserve">Reni Fatriani</w:t>
+              <w:t xml:space="preserve">Rahmad Hidayat</w:t>
             </w:r>
           </w:p>
         </w:tc>
@@ -6698,7 +6698,7 @@
                 <w:sz w:val="20"/>
                 <w:szCs w:val="20"/>
               </w:rPr>
-              <w:t xml:space="preserve">Junjung Sirih</w:t>
+              <w:t xml:space="preserve">Lembah Gumanti</w:t>
             </w:r>
           </w:p>
         </w:tc>
@@ -6765,7 +6765,7 @@
                 <w:sz w:val="20"/>
                 <w:szCs w:val="20"/>
               </w:rPr>
-              <w:t xml:space="preserve">Robi Alvian</w:t>
+              <w:t xml:space="preserve">Reni Fatriani</w:t>
             </w:r>
           </w:p>
         </w:tc>
@@ -6894,7 +6894,7 @@
                 <w:sz w:val="20"/>
                 <w:szCs w:val="20"/>
               </w:rPr>
-              <w:t xml:space="preserve">Widya elvera</w:t>
+              <w:t xml:space="preserve">Robi Alvian</w:t>
             </w:r>
           </w:p>
         </w:tc>
@@ -6925,7 +6925,7 @@
                 <w:sz w:val="20"/>
                 <w:szCs w:val="20"/>
               </w:rPr>
-              <w:t xml:space="preserve">PML</w:t>
+              <w:t xml:space="preserve">PPL</w:t>
             </w:r>
           </w:p>
         </w:tc>
@@ -6956,7 +6956,7 @@
                 <w:sz w:val="20"/>
                 <w:szCs w:val="20"/>
               </w:rPr>
-              <w:t xml:space="preserve">X Koto Singkarak</w:t>
+              <w:t xml:space="preserve">Junjung Sirih</w:t>
             </w:r>
           </w:p>
         </w:tc>
@@ -7023,7 +7023,7 @@
                 <w:sz w:val="20"/>
                 <w:szCs w:val="20"/>
               </w:rPr>
-              <w:t xml:space="preserve">Widya Verawati</w:t>
+              <w:t xml:space="preserve">Widya elvera</w:t>
             </w:r>
           </w:p>
         </w:tc>
@@ -7085,7 +7085,7 @@
                 <w:sz w:val="20"/>
                 <w:szCs w:val="20"/>
               </w:rPr>
-              <w:t xml:space="preserve">Kubung</w:t>
+              <w:t xml:space="preserve">X Koto Singkarak</w:t>
             </w:r>
           </w:p>
         </w:tc>
@@ -7152,7 +7152,7 @@
                 <w:sz w:val="20"/>
                 <w:szCs w:val="20"/>
               </w:rPr>
-              <w:t xml:space="preserve">Yurneti</w:t>
+              <w:t xml:space="preserve">Widya Verawati</w:t>
             </w:r>
           </w:p>
         </w:tc>
@@ -7281,7 +7281,7 @@
                 <w:sz w:val="20"/>
                 <w:szCs w:val="20"/>
               </w:rPr>
-              <w:t xml:space="preserve">Yusnita susanti</w:t>
+              <w:t xml:space="preserve">Yurneti</w:t>
             </w:r>
           </w:p>
         </w:tc>
@@ -7354,15 +7354,44 @@
         </w:trPr>
         <w:tc>
           <w:tcPr>
-            <w:tcW w:w="10632" w:type="dxa"/>
-            <w:gridSpan w:val="4"/>
-            <w:tcBorders>
-              <w:top w:val="single" w:sz="4" w:space="0" w:color="AAAAAA"/>
-              <w:left w:val="single" w:sz="4" w:space="0" w:color="AAAAAA"/>
-              <w:bottom w:val="single" w:sz="4" w:space="0" w:color="AAAAAA"/>
-              <w:right w:val="single" w:sz="4" w:space="0" w:color="AAAAAA"/>
-            </w:tcBorders>
-            <w:shd w:val="clear" w:color="auto" w:fill="D9E1F2"/>
+            <w:tcW w:w="700" w:type="dxa"/>
+            <w:tcBorders>
+              <w:top w:val="single" w:sz="4" w:space="0" w:color="AAAAAA"/>
+              <w:left w:val="single" w:sz="4" w:space="0" w:color="AAAAAA"/>
+              <w:bottom w:val="single" w:sz="4" w:space="0" w:color="AAAAAA"/>
+              <w:right w:val="single" w:sz="4" w:space="0" w:color="AAAAAA"/>
+            </w:tcBorders>
+            <w:vAlign w:val="center"/>
+          </w:tcPr>
+          <w:p>
+            <w:pPr>
+              <w:spacing w:before="30" w:after="30" w:line="240" w:lineRule="auto"/>
+              <w:jc w:val="center"/>
+              <w:rPr>
+                <w:rFonts w:ascii="Arial" w:eastAsia="Arial" w:hAnsi="Arial" w:cs="Arial"/>
+                <w:sz w:val="20"/>
+                <w:szCs w:val="20"/>
+              </w:rPr>
+            </w:pPr>
+            <w:r>
+              <w:rPr>
+                <w:rFonts w:ascii="Arial" w:eastAsia="Arial" w:hAnsi="Arial" w:cs="Arial"/>
+                <w:sz w:val="20"/>
+                <w:szCs w:val="20"/>
+              </w:rPr>
+              <w:t xml:space="preserve">26</w:t>
+            </w:r>
+          </w:p>
+        </w:tc>
+        <w:tc>
+          <w:tcPr>
+            <w:tcW w:w="5200" w:type="dxa"/>
+            <w:tcBorders>
+              <w:top w:val="single" w:sz="4" w:space="0" w:color="AAAAAA"/>
+              <w:left w:val="single" w:sz="4" w:space="0" w:color="AAAAAA"/>
+              <w:bottom w:val="single" w:sz="4" w:space="0" w:color="AAAAAA"/>
+              <w:right w:val="single" w:sz="4" w:space="0" w:color="AAAAAA"/>
+            </w:tcBorders>
             <w:vAlign w:val="center"/>
           </w:tcPr>
           <w:p>
@@ -7371,21 +7400,79 @@
               <w:jc w:val="left"/>
               <w:rPr>
                 <w:rFonts w:ascii="Arial" w:eastAsia="Arial" w:hAnsi="Arial" w:cs="Arial"/>
-                <w:b/>
-                <w:bCs/>
-                <w:sz w:val="20"/>
-                <w:szCs w:val="20"/>
-              </w:rPr>
-            </w:pPr>
-            <w:r>
-              <w:rPr>
-                <w:rFonts w:ascii="Arial" w:eastAsia="Arial" w:hAnsi="Arial" w:cs="Arial"/>
-                <w:b/>
-                <w:bCs/>
-                <w:sz w:val="20"/>
-                <w:szCs w:val="20"/>
-              </w:rPr>
-              <w:t xml:space="preserve">KELAS 2  |  Kamis, 8 Oktober 2026  |  20 peserta</w:t>
+                <w:sz w:val="20"/>
+                <w:szCs w:val="20"/>
+              </w:rPr>
+            </w:pPr>
+            <w:r>
+              <w:rPr>
+                <w:rFonts w:ascii="Arial" w:eastAsia="Arial" w:hAnsi="Arial" w:cs="Arial"/>
+                <w:sz w:val="20"/>
+                <w:szCs w:val="20"/>
+              </w:rPr>
+              <w:t xml:space="preserve">Yusnita susanti</w:t>
+            </w:r>
+          </w:p>
+        </w:tc>
+        <w:tc>
+          <w:tcPr>
+            <w:tcW w:w="1300" w:type="dxa"/>
+            <w:tcBorders>
+              <w:top w:val="single" w:sz="4" w:space="0" w:color="AAAAAA"/>
+              <w:left w:val="single" w:sz="4" w:space="0" w:color="AAAAAA"/>
+              <w:bottom w:val="single" w:sz="4" w:space="0" w:color="AAAAAA"/>
+              <w:right w:val="single" w:sz="4" w:space="0" w:color="AAAAAA"/>
+            </w:tcBorders>
+            <w:vAlign w:val="center"/>
+          </w:tcPr>
+          <w:p>
+            <w:pPr>
+              <w:spacing w:before="30" w:after="30" w:line="240" w:lineRule="auto"/>
+              <w:jc w:val="center"/>
+              <w:rPr>
+                <w:rFonts w:ascii="Arial" w:eastAsia="Arial" w:hAnsi="Arial" w:cs="Arial"/>
+                <w:sz w:val="20"/>
+                <w:szCs w:val="20"/>
+              </w:rPr>
+            </w:pPr>
+            <w:r>
+              <w:rPr>
+                <w:rFonts w:ascii="Arial" w:eastAsia="Arial" w:hAnsi="Arial" w:cs="Arial"/>
+                <w:sz w:val="20"/>
+                <w:szCs w:val="20"/>
+              </w:rPr>
+              <w:t xml:space="preserve">PML</w:t>
+            </w:r>
+          </w:p>
+        </w:tc>
+        <w:tc>
+          <w:tcPr>
+            <w:tcW w:w="3432" w:type="dxa"/>
+            <w:tcBorders>
+              <w:top w:val="single" w:sz="4" w:space="0" w:color="AAAAAA"/>
+              <w:left w:val="single" w:sz="4" w:space="0" w:color="AAAAAA"/>
+              <w:bottom w:val="single" w:sz="4" w:space="0" w:color="AAAAAA"/>
+              <w:right w:val="single" w:sz="4" w:space="0" w:color="AAAAAA"/>
+            </w:tcBorders>
+            <w:vAlign w:val="center"/>
+          </w:tcPr>
+          <w:p>
+            <w:pPr>
+              <w:spacing w:before="30" w:after="30" w:line="240" w:lineRule="auto"/>
+              <w:jc w:val="left"/>
+              <w:rPr>
+                <w:rFonts w:ascii="Arial" w:eastAsia="Arial" w:hAnsi="Arial" w:cs="Arial"/>
+                <w:sz w:val="20"/>
+                <w:szCs w:val="20"/>
+              </w:rPr>
+            </w:pPr>
+            <w:r>
+              <w:rPr>
+                <w:rFonts w:ascii="Arial" w:eastAsia="Arial" w:hAnsi="Arial" w:cs="Arial"/>
+                <w:sz w:val="20"/>
+                <w:szCs w:val="20"/>
+              </w:rPr>
+              <w:t xml:space="preserve">Kubung</w:t>
             </w:r>
           </w:p>
         </w:tc>
@@ -7396,44 +7483,15 @@
         </w:trPr>
         <w:tc>
           <w:tcPr>
-            <w:tcW w:w="700" w:type="dxa"/>
-            <w:tcBorders>
-              <w:top w:val="single" w:sz="4" w:space="0" w:color="AAAAAA"/>
-              <w:left w:val="single" w:sz="4" w:space="0" w:color="AAAAAA"/>
-              <w:bottom w:val="single" w:sz="4" w:space="0" w:color="AAAAAA"/>
-              <w:right w:val="single" w:sz="4" w:space="0" w:color="AAAAAA"/>
-            </w:tcBorders>
-            <w:vAlign w:val="center"/>
-          </w:tcPr>
-          <w:p>
-            <w:pPr>
-              <w:spacing w:before="30" w:after="30" w:line="240" w:lineRule="auto"/>
-              <w:jc w:val="center"/>
-              <w:rPr>
-                <w:rFonts w:ascii="Arial" w:eastAsia="Arial" w:hAnsi="Arial" w:cs="Arial"/>
-                <w:sz w:val="20"/>
-                <w:szCs w:val="20"/>
-              </w:rPr>
-            </w:pPr>
-            <w:r>
-              <w:rPr>
-                <w:rFonts w:ascii="Arial" w:eastAsia="Arial" w:hAnsi="Arial" w:cs="Arial"/>
-                <w:sz w:val="20"/>
-                <w:szCs w:val="20"/>
-              </w:rPr>
-              <w:t xml:space="preserve">1</w:t>
-            </w:r>
-          </w:p>
-        </w:tc>
-        <w:tc>
-          <w:tcPr>
-            <w:tcW w:w="5200" w:type="dxa"/>
-            <w:tcBorders>
-              <w:top w:val="single" w:sz="4" w:space="0" w:color="AAAAAA"/>
-              <w:left w:val="single" w:sz="4" w:space="0" w:color="AAAAAA"/>
-              <w:bottom w:val="single" w:sz="4" w:space="0" w:color="AAAAAA"/>
-              <w:right w:val="single" w:sz="4" w:space="0" w:color="AAAAAA"/>
-            </w:tcBorders>
+            <w:tcW w:w="10632" w:type="dxa"/>
+            <w:gridSpan w:val="4"/>
+            <w:tcBorders>
+              <w:top w:val="single" w:sz="4" w:space="0" w:color="AAAAAA"/>
+              <w:left w:val="single" w:sz="4" w:space="0" w:color="AAAAAA"/>
+              <w:bottom w:val="single" w:sz="4" w:space="0" w:color="AAAAAA"/>
+              <w:right w:val="single" w:sz="4" w:space="0" w:color="AAAAAA"/>
+            </w:tcBorders>
+            <w:shd w:val="clear" w:color="auto" w:fill="D9E1F2"/>
             <w:vAlign w:val="center"/>
           </w:tcPr>
           <w:p>
@@ -7442,79 +7500,21 @@
               <w:jc w:val="left"/>
               <w:rPr>
                 <w:rFonts w:ascii="Arial" w:eastAsia="Arial" w:hAnsi="Arial" w:cs="Arial"/>
-                <w:sz w:val="20"/>
-                <w:szCs w:val="20"/>
-              </w:rPr>
-            </w:pPr>
-            <w:r>
-              <w:rPr>
-                <w:rFonts w:ascii="Arial" w:eastAsia="Arial" w:hAnsi="Arial" w:cs="Arial"/>
-                <w:sz w:val="20"/>
-                <w:szCs w:val="20"/>
-              </w:rPr>
-              <w:t xml:space="preserve">Amelia</w:t>
-            </w:r>
-          </w:p>
-        </w:tc>
-        <w:tc>
-          <w:tcPr>
-            <w:tcW w:w="1300" w:type="dxa"/>
-            <w:tcBorders>
-              <w:top w:val="single" w:sz="4" w:space="0" w:color="AAAAAA"/>
-              <w:left w:val="single" w:sz="4" w:space="0" w:color="AAAAAA"/>
-              <w:bottom w:val="single" w:sz="4" w:space="0" w:color="AAAAAA"/>
-              <w:right w:val="single" w:sz="4" w:space="0" w:color="AAAAAA"/>
-            </w:tcBorders>
-            <w:vAlign w:val="center"/>
-          </w:tcPr>
-          <w:p>
-            <w:pPr>
-              <w:spacing w:before="30" w:after="30" w:line="240" w:lineRule="auto"/>
-              <w:jc w:val="center"/>
-              <w:rPr>
-                <w:rFonts w:ascii="Arial" w:eastAsia="Arial" w:hAnsi="Arial" w:cs="Arial"/>
-                <w:sz w:val="20"/>
-                <w:szCs w:val="20"/>
-              </w:rPr>
-            </w:pPr>
-            <w:r>
-              <w:rPr>
-                <w:rFonts w:ascii="Arial" w:eastAsia="Arial" w:hAnsi="Arial" w:cs="Arial"/>
-                <w:sz w:val="20"/>
-                <w:szCs w:val="20"/>
-              </w:rPr>
-              <w:t xml:space="preserve">PPL</w:t>
-            </w:r>
-          </w:p>
-        </w:tc>
-        <w:tc>
-          <w:tcPr>
-            <w:tcW w:w="3432" w:type="dxa"/>
-            <w:tcBorders>
-              <w:top w:val="single" w:sz="4" w:space="0" w:color="AAAAAA"/>
-              <w:left w:val="single" w:sz="4" w:space="0" w:color="AAAAAA"/>
-              <w:bottom w:val="single" w:sz="4" w:space="0" w:color="AAAAAA"/>
-              <w:right w:val="single" w:sz="4" w:space="0" w:color="AAAAAA"/>
-            </w:tcBorders>
-            <w:vAlign w:val="center"/>
-          </w:tcPr>
-          <w:p>
-            <w:pPr>
-              <w:spacing w:before="30" w:after="30" w:line="240" w:lineRule="auto"/>
-              <w:jc w:val="left"/>
-              <w:rPr>
-                <w:rFonts w:ascii="Arial" w:eastAsia="Arial" w:hAnsi="Arial" w:cs="Arial"/>
-                <w:sz w:val="20"/>
-                <w:szCs w:val="20"/>
-              </w:rPr>
-            </w:pPr>
-            <w:r>
-              <w:rPr>
-                <w:rFonts w:ascii="Arial" w:eastAsia="Arial" w:hAnsi="Arial" w:cs="Arial"/>
-                <w:sz w:val="20"/>
-                <w:szCs w:val="20"/>
-              </w:rPr>
-              <w:t xml:space="preserve">X Koto Singkarak</w:t>
+                <w:b/>
+                <w:bCs/>
+                <w:sz w:val="20"/>
+                <w:szCs w:val="20"/>
+              </w:rPr>
+            </w:pPr>
+            <w:r>
+              <w:rPr>
+                <w:rFonts w:ascii="Arial" w:eastAsia="Arial" w:hAnsi="Arial" w:cs="Arial"/>
+                <w:b/>
+                <w:bCs/>
+                <w:sz w:val="20"/>
+                <w:szCs w:val="20"/>
+              </w:rPr>
+              <w:t xml:space="preserve">KELAS 2  |  Kamis, 8 Oktober 2026  |  21 peserta</w:t>
             </w:r>
           </w:p>
         </w:tc>
@@ -7550,7 +7550,7 @@
                 <w:sz w:val="20"/>
                 <w:szCs w:val="20"/>
               </w:rPr>
-              <w:t xml:space="preserve">2</w:t>
+              <w:t xml:space="preserve">1</w:t>
             </w:r>
           </w:p>
         </w:tc>
@@ -7581,7 +7581,7 @@
                 <w:sz w:val="20"/>
                 <w:szCs w:val="20"/>
               </w:rPr>
-              <w:t xml:space="preserve">Ayu Sepriani</w:t>
+              <w:t xml:space="preserve">Amelia</w:t>
             </w:r>
           </w:p>
         </w:tc>
@@ -7612,7 +7612,7 @@
                 <w:sz w:val="20"/>
                 <w:szCs w:val="20"/>
               </w:rPr>
-              <w:t xml:space="preserve">PML</w:t>
+              <w:t xml:space="preserve">PPL</w:t>
             </w:r>
           </w:p>
         </w:tc>
@@ -7679,7 +7679,7 @@
                 <w:sz w:val="20"/>
                 <w:szCs w:val="20"/>
               </w:rPr>
-              <w:t xml:space="preserve">3</w:t>
+              <w:t xml:space="preserve">2</w:t>
             </w:r>
           </w:p>
         </w:tc>
@@ -7710,7 +7710,7 @@
                 <w:sz w:val="20"/>
                 <w:szCs w:val="20"/>
               </w:rPr>
-              <w:t xml:space="preserve">Berni desriyanti</w:t>
+              <w:t xml:space="preserve">Ayu Sepriani</w:t>
             </w:r>
           </w:p>
         </w:tc>
@@ -7741,7 +7741,7 @@
                 <w:sz w:val="20"/>
                 <w:szCs w:val="20"/>
               </w:rPr>
-              <w:t xml:space="preserve">PPL</w:t>
+              <w:t xml:space="preserve">PML</w:t>
             </w:r>
           </w:p>
         </w:tc>
@@ -7772,7 +7772,7 @@
                 <w:sz w:val="20"/>
                 <w:szCs w:val="20"/>
               </w:rPr>
-              <w:t xml:space="preserve">Gunung Talang</w:t>
+              <w:t xml:space="preserve">X Koto Singkarak</w:t>
             </w:r>
           </w:p>
         </w:tc>
@@ -7808,7 +7808,7 @@
                 <w:sz w:val="20"/>
                 <w:szCs w:val="20"/>
               </w:rPr>
-              <w:t xml:space="preserve">4</w:t>
+              <w:t xml:space="preserve">3</w:t>
             </w:r>
           </w:p>
         </w:tc>
@@ -7839,7 +7839,7 @@
                 <w:sz w:val="20"/>
                 <w:szCs w:val="20"/>
               </w:rPr>
-              <w:t xml:space="preserve">Biki Wabihamdika</w:t>
+              <w:t xml:space="preserve">Berni desriyanti</w:t>
             </w:r>
           </w:p>
         </w:tc>
@@ -7901,7 +7901,7 @@
                 <w:sz w:val="20"/>
                 <w:szCs w:val="20"/>
               </w:rPr>
-              <w:t xml:space="preserve">Kubung</w:t>
+              <w:t xml:space="preserve">Gunung Talang</w:t>
             </w:r>
           </w:p>
         </w:tc>
@@ -7937,7 +7937,7 @@
                 <w:sz w:val="20"/>
                 <w:szCs w:val="20"/>
               </w:rPr>
-              <w:t xml:space="preserve">5</w:t>
+              <w:t xml:space="preserve">4</w:t>
             </w:r>
           </w:p>
         </w:tc>
@@ -7968,7 +7968,7 @@
                 <w:sz w:val="20"/>
                 <w:szCs w:val="20"/>
               </w:rPr>
-              <w:t xml:space="preserve">Budi Pernandes</w:t>
+              <w:t xml:space="preserve">Biki Wabihamdika</w:t>
             </w:r>
           </w:p>
         </w:tc>
@@ -7999,7 +7999,7 @@
                 <w:sz w:val="20"/>
                 <w:szCs w:val="20"/>
               </w:rPr>
-              <w:t xml:space="preserve">PML</w:t>
+              <w:t xml:space="preserve">PPL</w:t>
             </w:r>
           </w:p>
         </w:tc>
@@ -8030,7 +8030,7 @@
                 <w:sz w:val="20"/>
                 <w:szCs w:val="20"/>
               </w:rPr>
-              <w:t xml:space="preserve">Junjung Sirih</w:t>
+              <w:t xml:space="preserve">Kubung</w:t>
             </w:r>
           </w:p>
         </w:tc>
@@ -8066,7 +8066,7 @@
                 <w:sz w:val="20"/>
                 <w:szCs w:val="20"/>
               </w:rPr>
-              <w:t xml:space="preserve">6</w:t>
+              <w:t xml:space="preserve">5</w:t>
             </w:r>
           </w:p>
         </w:tc>
@@ -8097,7 +8097,7 @@
                 <w:sz w:val="20"/>
                 <w:szCs w:val="20"/>
               </w:rPr>
-              <w:t xml:space="preserve">Defitra Yeni</w:t>
+              <w:t xml:space="preserve">Budi Pernandes</w:t>
             </w:r>
           </w:p>
         </w:tc>
@@ -8128,7 +8128,7 @@
                 <w:sz w:val="20"/>
                 <w:szCs w:val="20"/>
               </w:rPr>
-              <w:t xml:space="preserve">PPL</w:t>
+              <w:t xml:space="preserve">PML</w:t>
             </w:r>
           </w:p>
         </w:tc>
@@ -8159,7 +8159,7 @@
                 <w:sz w:val="20"/>
                 <w:szCs w:val="20"/>
               </w:rPr>
-              <w:t xml:space="preserve">Kubung</w:t>
+              <w:t xml:space="preserve">Junjung Sirih</w:t>
             </w:r>
           </w:p>
         </w:tc>
@@ -8195,7 +8195,7 @@
                 <w:sz w:val="20"/>
                 <w:szCs w:val="20"/>
               </w:rPr>
-              <w:t xml:space="preserve">7</w:t>
+              <w:t xml:space="preserve">6</w:t>
             </w:r>
           </w:p>
         </w:tc>
@@ -8226,7 +8226,7 @@
                 <w:sz w:val="20"/>
                 <w:szCs w:val="20"/>
               </w:rPr>
-              <w:t xml:space="preserve">Diana Endang Pratiwi</w:t>
+              <w:t xml:space="preserve">Defitra Yeni</w:t>
             </w:r>
           </w:p>
         </w:tc>
@@ -8288,7 +8288,7 @@
                 <w:sz w:val="20"/>
                 <w:szCs w:val="20"/>
               </w:rPr>
-              <w:t xml:space="preserve">Gunung Talang</w:t>
+              <w:t xml:space="preserve">Kubung</w:t>
             </w:r>
           </w:p>
         </w:tc>
@@ -8324,7 +8324,7 @@
                 <w:sz w:val="20"/>
                 <w:szCs w:val="20"/>
               </w:rPr>
-              <w:t xml:space="preserve">8</w:t>
+              <w:t xml:space="preserve">7</w:t>
             </w:r>
           </w:p>
         </w:tc>
@@ -8355,7 +8355,7 @@
                 <w:sz w:val="20"/>
                 <w:szCs w:val="20"/>
               </w:rPr>
-              <w:t xml:space="preserve">Febri Handayani</w:t>
+              <w:t xml:space="preserve">Diana Endang Pratiwi</w:t>
             </w:r>
           </w:p>
         </w:tc>
@@ -8417,7 +8417,7 @@
                 <w:sz w:val="20"/>
                 <w:szCs w:val="20"/>
               </w:rPr>
-              <w:t xml:space="preserve">X Koto Diatas</w:t>
+              <w:t xml:space="preserve">Gunung Talang</w:t>
             </w:r>
           </w:p>
         </w:tc>
@@ -8453,7 +8453,7 @@
                 <w:sz w:val="20"/>
                 <w:szCs w:val="20"/>
               </w:rPr>
-              <w:t xml:space="preserve">9</w:t>
+              <w:t xml:space="preserve">8</w:t>
             </w:r>
           </w:p>
         </w:tc>
@@ -8484,7 +8484,7 @@
                 <w:sz w:val="20"/>
                 <w:szCs w:val="20"/>
               </w:rPr>
-              <w:t xml:space="preserve">Ferianto</w:t>
+              <w:t xml:space="preserve">Febri Handayani</w:t>
             </w:r>
           </w:p>
         </w:tc>
@@ -8515,7 +8515,7 @@
                 <w:sz w:val="20"/>
                 <w:szCs w:val="20"/>
               </w:rPr>
-              <w:t xml:space="preserve">PML</w:t>
+              <w:t xml:space="preserve">PPL</w:t>
             </w:r>
           </w:p>
         </w:tc>
@@ -8546,7 +8546,7 @@
                 <w:sz w:val="20"/>
                 <w:szCs w:val="20"/>
               </w:rPr>
-              <w:t xml:space="preserve">Kubung</w:t>
+              <w:t xml:space="preserve">X Koto Diatas</w:t>
             </w:r>
           </w:p>
         </w:tc>
@@ -8582,7 +8582,7 @@
                 <w:sz w:val="20"/>
                 <w:szCs w:val="20"/>
               </w:rPr>
-              <w:t xml:space="preserve">10</w:t>
+              <w:t xml:space="preserve">9</w:t>
             </w:r>
           </w:p>
         </w:tc>
@@ -8613,7 +8613,7 @@
                 <w:sz w:val="20"/>
                 <w:szCs w:val="20"/>
               </w:rPr>
-              <w:t xml:space="preserve">Indri septiadi</w:t>
+              <w:t xml:space="preserve">Ferianto</w:t>
             </w:r>
           </w:p>
         </w:tc>
@@ -8644,7 +8644,7 @@
                 <w:sz w:val="20"/>
                 <w:szCs w:val="20"/>
               </w:rPr>
-              <w:t xml:space="preserve">PPL</w:t>
+              <w:t xml:space="preserve">PML</w:t>
             </w:r>
           </w:p>
         </w:tc>
@@ -8675,7 +8675,7 @@
                 <w:sz w:val="20"/>
                 <w:szCs w:val="20"/>
               </w:rPr>
-              <w:t xml:space="preserve">Gunung Talang</w:t>
+              <w:t xml:space="preserve">Kubung</w:t>
             </w:r>
           </w:p>
         </w:tc>
@@ -8711,7 +8711,7 @@
                 <w:sz w:val="20"/>
                 <w:szCs w:val="20"/>
               </w:rPr>
-              <w:t xml:space="preserve">11</w:t>
+              <w:t xml:space="preserve">10</w:t>
             </w:r>
           </w:p>
         </w:tc>
@@ -8742,7 +8742,7 @@
                 <w:sz w:val="20"/>
                 <w:szCs w:val="20"/>
               </w:rPr>
-              <w:t xml:space="preserve">Irawita</w:t>
+              <w:t xml:space="preserve">Indri septiadi</w:t>
             </w:r>
           </w:p>
         </w:tc>
@@ -8773,7 +8773,7 @@
                 <w:sz w:val="20"/>
                 <w:szCs w:val="20"/>
               </w:rPr>
-              <w:t xml:space="preserve">PML</w:t>
+              <w:t xml:space="preserve">PPL</w:t>
             </w:r>
           </w:p>
         </w:tc>
@@ -8840,7 +8840,7 @@
                 <w:sz w:val="20"/>
                 <w:szCs w:val="20"/>
               </w:rPr>
-              <w:t xml:space="preserve">12</w:t>
+              <w:t xml:space="preserve">11</w:t>
             </w:r>
           </w:p>
         </w:tc>
@@ -8871,7 +8871,7 @@
                 <w:sz w:val="20"/>
                 <w:szCs w:val="20"/>
               </w:rPr>
-              <w:t xml:space="preserve">Mardiati</w:t>
+              <w:t xml:space="preserve">Irawita</w:t>
             </w:r>
           </w:p>
         </w:tc>
@@ -8902,7 +8902,7 @@
                 <w:sz w:val="20"/>
                 <w:szCs w:val="20"/>
               </w:rPr>
-              <w:t xml:space="preserve">PPL</w:t>
+              <w:t xml:space="preserve">PML</w:t>
             </w:r>
           </w:p>
         </w:tc>
@@ -8969,7 +8969,7 @@
                 <w:sz w:val="20"/>
                 <w:szCs w:val="20"/>
               </w:rPr>
-              <w:t xml:space="preserve">13</w:t>
+              <w:t xml:space="preserve">12</w:t>
             </w:r>
           </w:p>
         </w:tc>
@@ -9000,7 +9000,7 @@
                 <w:sz w:val="20"/>
                 <w:szCs w:val="20"/>
               </w:rPr>
-              <w:t xml:space="preserve">Megawati</w:t>
+              <w:t xml:space="preserve">Mardiati</w:t>
             </w:r>
           </w:p>
         </w:tc>
@@ -9031,7 +9031,7 @@
                 <w:sz w:val="20"/>
                 <w:szCs w:val="20"/>
               </w:rPr>
-              <w:t xml:space="preserve">PML</w:t>
+              <w:t xml:space="preserve">PPL</w:t>
             </w:r>
           </w:p>
         </w:tc>
@@ -9062,7 +9062,7 @@
                 <w:sz w:val="20"/>
                 <w:szCs w:val="20"/>
               </w:rPr>
-              <w:t xml:space="preserve">Junjung Sirih</w:t>
+              <w:t xml:space="preserve">Gunung Talang</w:t>
             </w:r>
           </w:p>
         </w:tc>
@@ -9098,7 +9098,7 @@
                 <w:sz w:val="20"/>
                 <w:szCs w:val="20"/>
               </w:rPr>
-              <w:t xml:space="preserve">14</w:t>
+              <w:t xml:space="preserve">13</w:t>
             </w:r>
           </w:p>
         </w:tc>
@@ -9129,7 +9129,7 @@
                 <w:sz w:val="20"/>
                 <w:szCs w:val="20"/>
               </w:rPr>
-              <w:t xml:space="preserve">Minda Susanti</w:t>
+              <w:t xml:space="preserve">Megawati</w:t>
             </w:r>
           </w:p>
         </w:tc>
@@ -9160,7 +9160,7 @@
                 <w:sz w:val="20"/>
                 <w:szCs w:val="20"/>
               </w:rPr>
-              <w:t xml:space="preserve">PPL</w:t>
+              <w:t xml:space="preserve">PML</w:t>
             </w:r>
           </w:p>
         </w:tc>
@@ -9227,7 +9227,7 @@
                 <w:sz w:val="20"/>
                 <w:szCs w:val="20"/>
               </w:rPr>
-              <w:t xml:space="preserve">15</w:t>
+              <w:t xml:space="preserve">14</w:t>
             </w:r>
           </w:p>
         </w:tc>
@@ -9258,7 +9258,7 @@
                 <w:sz w:val="20"/>
                 <w:szCs w:val="20"/>
               </w:rPr>
-              <w:t xml:space="preserve">Naila Sabatini</w:t>
+              <w:t xml:space="preserve">Minda Susanti</w:t>
             </w:r>
           </w:p>
         </w:tc>
@@ -9320,7 +9320,7 @@
                 <w:sz w:val="20"/>
                 <w:szCs w:val="20"/>
               </w:rPr>
-              <w:t xml:space="preserve">Gunung Talang</w:t>
+              <w:t xml:space="preserve">Junjung Sirih</w:t>
             </w:r>
           </w:p>
         </w:tc>
@@ -9356,7 +9356,7 @@
                 <w:sz w:val="20"/>
                 <w:szCs w:val="20"/>
               </w:rPr>
-              <w:t xml:space="preserve">16</w:t>
+              <w:t xml:space="preserve">15</w:t>
             </w:r>
           </w:p>
         </w:tc>
@@ -9387,7 +9387,7 @@
                 <w:sz w:val="20"/>
                 <w:szCs w:val="20"/>
               </w:rPr>
-              <w:t xml:space="preserve">Rini Nofsiska Sari</w:t>
+              <w:t xml:space="preserve">Naila Sabatini</w:t>
             </w:r>
           </w:p>
         </w:tc>
@@ -9449,7 +9449,7 @@
                 <w:sz w:val="20"/>
                 <w:szCs w:val="20"/>
               </w:rPr>
-              <w:t xml:space="preserve">Junjung Sirih</w:t>
+              <w:t xml:space="preserve">Gunung Talang</w:t>
             </w:r>
           </w:p>
         </w:tc>
@@ -9485,7 +9485,7 @@
                 <w:sz w:val="20"/>
                 <w:szCs w:val="20"/>
               </w:rPr>
-              <w:t xml:space="preserve">17</w:t>
+              <w:t xml:space="preserve">16</w:t>
             </w:r>
           </w:p>
         </w:tc>
@@ -9516,7 +9516,7 @@
                 <w:sz w:val="20"/>
                 <w:szCs w:val="20"/>
               </w:rPr>
-              <w:t xml:space="preserve">Sonya aldes fatma</w:t>
+              <w:t xml:space="preserve">Nila sari</w:t>
             </w:r>
           </w:p>
         </w:tc>
@@ -9614,7 +9614,7 @@
                 <w:sz w:val="20"/>
                 <w:szCs w:val="20"/>
               </w:rPr>
-              <w:t xml:space="preserve">18</w:t>
+              <w:t xml:space="preserve">17</w:t>
             </w:r>
           </w:p>
         </w:tc>
@@ -9645,7 +9645,7 @@
                 <w:sz w:val="20"/>
                 <w:szCs w:val="20"/>
               </w:rPr>
-              <w:t xml:space="preserve">Valina alsisri</w:t>
+              <w:t xml:space="preserve">Rini Nofsiska Sari</w:t>
             </w:r>
           </w:p>
         </w:tc>
@@ -9707,7 +9707,7 @@
                 <w:sz w:val="20"/>
                 <w:szCs w:val="20"/>
               </w:rPr>
-              <w:t xml:space="preserve">Gunung Talang</w:t>
+              <w:t xml:space="preserve">Junjung Sirih</w:t>
             </w:r>
           </w:p>
         </w:tc>
@@ -9743,7 +9743,7 @@
                 <w:sz w:val="20"/>
                 <w:szCs w:val="20"/>
               </w:rPr>
-              <w:t xml:space="preserve">19</w:t>
+              <w:t xml:space="preserve">18</w:t>
             </w:r>
           </w:p>
         </w:tc>
@@ -9774,7 +9774,7 @@
                 <w:sz w:val="20"/>
                 <w:szCs w:val="20"/>
               </w:rPr>
-              <w:t xml:space="preserve">Wina Zurlaili</w:t>
+              <w:t xml:space="preserve">Sonya aldes fatma</w:t>
             </w:r>
           </w:p>
         </w:tc>
@@ -9836,7 +9836,7 @@
                 <w:sz w:val="20"/>
                 <w:szCs w:val="20"/>
               </w:rPr>
-              <w:t xml:space="preserve">Kubung</w:t>
+              <w:t xml:space="preserve">Gunung Talang</w:t>
             </w:r>
           </w:p>
         </w:tc>
@@ -9872,7 +9872,7 @@
                 <w:sz w:val="20"/>
                 <w:szCs w:val="20"/>
               </w:rPr>
-              <w:t xml:space="preserve">20</w:t>
+              <w:t xml:space="preserve">19</w:t>
             </w:r>
           </w:p>
         </w:tc>
@@ -9903,7 +9903,7 @@
                 <w:sz w:val="20"/>
                 <w:szCs w:val="20"/>
               </w:rPr>
-              <w:t xml:space="preserve">Yola septya syamsi</w:t>
+              <w:t xml:space="preserve">Valina alsisri</w:t>
             </w:r>
           </w:p>
         </w:tc>
@@ -9976,15 +9976,44 @@
         </w:trPr>
         <w:tc>
           <w:tcPr>
-            <w:tcW w:w="10632" w:type="dxa"/>
-            <w:gridSpan w:val="4"/>
-            <w:tcBorders>
-              <w:top w:val="single" w:sz="4" w:space="0" w:color="AAAAAA"/>
-              <w:left w:val="single" w:sz="4" w:space="0" w:color="AAAAAA"/>
-              <w:bottom w:val="single" w:sz="4" w:space="0" w:color="AAAAAA"/>
-              <w:right w:val="single" w:sz="4" w:space="0" w:color="AAAAAA"/>
-            </w:tcBorders>
-            <w:shd w:val="clear" w:color="auto" w:fill="D9E1F2"/>
+            <w:tcW w:w="700" w:type="dxa"/>
+            <w:tcBorders>
+              <w:top w:val="single" w:sz="4" w:space="0" w:color="AAAAAA"/>
+              <w:left w:val="single" w:sz="4" w:space="0" w:color="AAAAAA"/>
+              <w:bottom w:val="single" w:sz="4" w:space="0" w:color="AAAAAA"/>
+              <w:right w:val="single" w:sz="4" w:space="0" w:color="AAAAAA"/>
+            </w:tcBorders>
+            <w:vAlign w:val="center"/>
+          </w:tcPr>
+          <w:p>
+            <w:pPr>
+              <w:spacing w:before="30" w:after="30" w:line="240" w:lineRule="auto"/>
+              <w:jc w:val="center"/>
+              <w:rPr>
+                <w:rFonts w:ascii="Arial" w:eastAsia="Arial" w:hAnsi="Arial" w:cs="Arial"/>
+                <w:sz w:val="20"/>
+                <w:szCs w:val="20"/>
+              </w:rPr>
+            </w:pPr>
+            <w:r>
+              <w:rPr>
+                <w:rFonts w:ascii="Arial" w:eastAsia="Arial" w:hAnsi="Arial" w:cs="Arial"/>
+                <w:sz w:val="20"/>
+                <w:szCs w:val="20"/>
+              </w:rPr>
+              <w:t xml:space="preserve">20</w:t>
+            </w:r>
+          </w:p>
+        </w:tc>
+        <w:tc>
+          <w:tcPr>
+            <w:tcW w:w="5200" w:type="dxa"/>
+            <w:tcBorders>
+              <w:top w:val="single" w:sz="4" w:space="0" w:color="AAAAAA"/>
+              <w:left w:val="single" w:sz="4" w:space="0" w:color="AAAAAA"/>
+              <w:bottom w:val="single" w:sz="4" w:space="0" w:color="AAAAAA"/>
+              <w:right w:val="single" w:sz="4" w:space="0" w:color="AAAAAA"/>
+            </w:tcBorders>
             <w:vAlign w:val="center"/>
           </w:tcPr>
           <w:p>
@@ -9993,21 +10022,79 @@
               <w:jc w:val="left"/>
               <w:rPr>
                 <w:rFonts w:ascii="Arial" w:eastAsia="Arial" w:hAnsi="Arial" w:cs="Arial"/>
-                <w:b/>
-                <w:bCs/>
-                <w:sz w:val="20"/>
-                <w:szCs w:val="20"/>
-              </w:rPr>
-            </w:pPr>
-            <w:r>
-              <w:rPr>
-                <w:rFonts w:ascii="Arial" w:eastAsia="Arial" w:hAnsi="Arial" w:cs="Arial"/>
-                <w:b/>
-                <w:bCs/>
-                <w:sz w:val="20"/>
-                <w:szCs w:val="20"/>
-              </w:rPr>
-              <w:t xml:space="preserve">KELAS 3  |  Kamis, 8 Oktober 2026  |  19 peserta</w:t>
+                <w:sz w:val="20"/>
+                <w:szCs w:val="20"/>
+              </w:rPr>
+            </w:pPr>
+            <w:r>
+              <w:rPr>
+                <w:rFonts w:ascii="Arial" w:eastAsia="Arial" w:hAnsi="Arial" w:cs="Arial"/>
+                <w:sz w:val="20"/>
+                <w:szCs w:val="20"/>
+              </w:rPr>
+              <w:t xml:space="preserve">Wina Zurlaili</w:t>
+            </w:r>
+          </w:p>
+        </w:tc>
+        <w:tc>
+          <w:tcPr>
+            <w:tcW w:w="1300" w:type="dxa"/>
+            <w:tcBorders>
+              <w:top w:val="single" w:sz="4" w:space="0" w:color="AAAAAA"/>
+              <w:left w:val="single" w:sz="4" w:space="0" w:color="AAAAAA"/>
+              <w:bottom w:val="single" w:sz="4" w:space="0" w:color="AAAAAA"/>
+              <w:right w:val="single" w:sz="4" w:space="0" w:color="AAAAAA"/>
+            </w:tcBorders>
+            <w:vAlign w:val="center"/>
+          </w:tcPr>
+          <w:p>
+            <w:pPr>
+              <w:spacing w:before="30" w:after="30" w:line="240" w:lineRule="auto"/>
+              <w:jc w:val="center"/>
+              <w:rPr>
+                <w:rFonts w:ascii="Arial" w:eastAsia="Arial" w:hAnsi="Arial" w:cs="Arial"/>
+                <w:sz w:val="20"/>
+                <w:szCs w:val="20"/>
+              </w:rPr>
+            </w:pPr>
+            <w:r>
+              <w:rPr>
+                <w:rFonts w:ascii="Arial" w:eastAsia="Arial" w:hAnsi="Arial" w:cs="Arial"/>
+                <w:sz w:val="20"/>
+                <w:szCs w:val="20"/>
+              </w:rPr>
+              <w:t xml:space="preserve">PPL</w:t>
+            </w:r>
+          </w:p>
+        </w:tc>
+        <w:tc>
+          <w:tcPr>
+            <w:tcW w:w="3432" w:type="dxa"/>
+            <w:tcBorders>
+              <w:top w:val="single" w:sz="4" w:space="0" w:color="AAAAAA"/>
+              <w:left w:val="single" w:sz="4" w:space="0" w:color="AAAAAA"/>
+              <w:bottom w:val="single" w:sz="4" w:space="0" w:color="AAAAAA"/>
+              <w:right w:val="single" w:sz="4" w:space="0" w:color="AAAAAA"/>
+            </w:tcBorders>
+            <w:vAlign w:val="center"/>
+          </w:tcPr>
+          <w:p>
+            <w:pPr>
+              <w:spacing w:before="30" w:after="30" w:line="240" w:lineRule="auto"/>
+              <w:jc w:val="left"/>
+              <w:rPr>
+                <w:rFonts w:ascii="Arial" w:eastAsia="Arial" w:hAnsi="Arial" w:cs="Arial"/>
+                <w:sz w:val="20"/>
+                <w:szCs w:val="20"/>
+              </w:rPr>
+            </w:pPr>
+            <w:r>
+              <w:rPr>
+                <w:rFonts w:ascii="Arial" w:eastAsia="Arial" w:hAnsi="Arial" w:cs="Arial"/>
+                <w:sz w:val="20"/>
+                <w:szCs w:val="20"/>
+              </w:rPr>
+              <w:t xml:space="preserve">Kubung</w:t>
             </w:r>
           </w:p>
         </w:tc>
@@ -10043,7 +10130,7 @@
                 <w:sz w:val="20"/>
                 <w:szCs w:val="20"/>
               </w:rPr>
-              <w:t xml:space="preserve">1</w:t>
+              <w:t xml:space="preserve">21</w:t>
             </w:r>
           </w:p>
         </w:tc>
@@ -10074,7 +10161,7 @@
                 <w:sz w:val="20"/>
                 <w:szCs w:val="20"/>
               </w:rPr>
-              <w:t xml:space="preserve">Dara muhaima febriana</w:t>
+              <w:t xml:space="preserve">Yola septya syamsi</w:t>
             </w:r>
           </w:p>
         </w:tc>
@@ -10136,7 +10223,7 @@
                 <w:sz w:val="20"/>
                 <w:szCs w:val="20"/>
               </w:rPr>
-              <w:t xml:space="preserve">X Koto Singkarak</w:t>
+              <w:t xml:space="preserve">Gunung Talang</w:t>
             </w:r>
           </w:p>
         </w:tc>
@@ -10147,44 +10234,15 @@
         </w:trPr>
         <w:tc>
           <w:tcPr>
-            <w:tcW w:w="700" w:type="dxa"/>
-            <w:tcBorders>
-              <w:top w:val="single" w:sz="4" w:space="0" w:color="AAAAAA"/>
-              <w:left w:val="single" w:sz="4" w:space="0" w:color="AAAAAA"/>
-              <w:bottom w:val="single" w:sz="4" w:space="0" w:color="AAAAAA"/>
-              <w:right w:val="single" w:sz="4" w:space="0" w:color="AAAAAA"/>
-            </w:tcBorders>
-            <w:vAlign w:val="center"/>
-          </w:tcPr>
-          <w:p>
-            <w:pPr>
-              <w:spacing w:before="30" w:after="30" w:line="240" w:lineRule="auto"/>
-              <w:jc w:val="center"/>
-              <w:rPr>
-                <w:rFonts w:ascii="Arial" w:eastAsia="Arial" w:hAnsi="Arial" w:cs="Arial"/>
-                <w:sz w:val="20"/>
-                <w:szCs w:val="20"/>
-              </w:rPr>
-            </w:pPr>
-            <w:r>
-              <w:rPr>
-                <w:rFonts w:ascii="Arial" w:eastAsia="Arial" w:hAnsi="Arial" w:cs="Arial"/>
-                <w:sz w:val="20"/>
-                <w:szCs w:val="20"/>
-              </w:rPr>
-              <w:t xml:space="preserve">2</w:t>
-            </w:r>
-          </w:p>
-        </w:tc>
-        <w:tc>
-          <w:tcPr>
-            <w:tcW w:w="5200" w:type="dxa"/>
-            <w:tcBorders>
-              <w:top w:val="single" w:sz="4" w:space="0" w:color="AAAAAA"/>
-              <w:left w:val="single" w:sz="4" w:space="0" w:color="AAAAAA"/>
-              <w:bottom w:val="single" w:sz="4" w:space="0" w:color="AAAAAA"/>
-              <w:right w:val="single" w:sz="4" w:space="0" w:color="AAAAAA"/>
-            </w:tcBorders>
+            <w:tcW w:w="10632" w:type="dxa"/>
+            <w:gridSpan w:val="4"/>
+            <w:tcBorders>
+              <w:top w:val="single" w:sz="4" w:space="0" w:color="AAAAAA"/>
+              <w:left w:val="single" w:sz="4" w:space="0" w:color="AAAAAA"/>
+              <w:bottom w:val="single" w:sz="4" w:space="0" w:color="AAAAAA"/>
+              <w:right w:val="single" w:sz="4" w:space="0" w:color="AAAAAA"/>
+            </w:tcBorders>
+            <w:shd w:val="clear" w:color="auto" w:fill="D9E1F2"/>
             <w:vAlign w:val="center"/>
           </w:tcPr>
           <w:p>
@@ -10193,79 +10251,21 @@
               <w:jc w:val="left"/>
               <w:rPr>
                 <w:rFonts w:ascii="Arial" w:eastAsia="Arial" w:hAnsi="Arial" w:cs="Arial"/>
-                <w:sz w:val="20"/>
-                <w:szCs w:val="20"/>
-              </w:rPr>
-            </w:pPr>
-            <w:r>
-              <w:rPr>
-                <w:rFonts w:ascii="Arial" w:eastAsia="Arial" w:hAnsi="Arial" w:cs="Arial"/>
-                <w:sz w:val="20"/>
-                <w:szCs w:val="20"/>
-              </w:rPr>
-              <w:t xml:space="preserve">Farah Sahara</w:t>
-            </w:r>
-          </w:p>
-        </w:tc>
-        <w:tc>
-          <w:tcPr>
-            <w:tcW w:w="1300" w:type="dxa"/>
-            <w:tcBorders>
-              <w:top w:val="single" w:sz="4" w:space="0" w:color="AAAAAA"/>
-              <w:left w:val="single" w:sz="4" w:space="0" w:color="AAAAAA"/>
-              <w:bottom w:val="single" w:sz="4" w:space="0" w:color="AAAAAA"/>
-              <w:right w:val="single" w:sz="4" w:space="0" w:color="AAAAAA"/>
-            </w:tcBorders>
-            <w:vAlign w:val="center"/>
-          </w:tcPr>
-          <w:p>
-            <w:pPr>
-              <w:spacing w:before="30" w:after="30" w:line="240" w:lineRule="auto"/>
-              <w:jc w:val="center"/>
-              <w:rPr>
-                <w:rFonts w:ascii="Arial" w:eastAsia="Arial" w:hAnsi="Arial" w:cs="Arial"/>
-                <w:sz w:val="20"/>
-                <w:szCs w:val="20"/>
-              </w:rPr>
-            </w:pPr>
-            <w:r>
-              <w:rPr>
-                <w:rFonts w:ascii="Arial" w:eastAsia="Arial" w:hAnsi="Arial" w:cs="Arial"/>
-                <w:sz w:val="20"/>
-                <w:szCs w:val="20"/>
-              </w:rPr>
-              <w:t xml:space="preserve">PPL</w:t>
-            </w:r>
-          </w:p>
-        </w:tc>
-        <w:tc>
-          <w:tcPr>
-            <w:tcW w:w="3432" w:type="dxa"/>
-            <w:tcBorders>
-              <w:top w:val="single" w:sz="4" w:space="0" w:color="AAAAAA"/>
-              <w:left w:val="single" w:sz="4" w:space="0" w:color="AAAAAA"/>
-              <w:bottom w:val="single" w:sz="4" w:space="0" w:color="AAAAAA"/>
-              <w:right w:val="single" w:sz="4" w:space="0" w:color="AAAAAA"/>
-            </w:tcBorders>
-            <w:vAlign w:val="center"/>
-          </w:tcPr>
-          <w:p>
-            <w:pPr>
-              <w:spacing w:before="30" w:after="30" w:line="240" w:lineRule="auto"/>
-              <w:jc w:val="left"/>
-              <w:rPr>
-                <w:rFonts w:ascii="Arial" w:eastAsia="Arial" w:hAnsi="Arial" w:cs="Arial"/>
-                <w:sz w:val="20"/>
-                <w:szCs w:val="20"/>
-              </w:rPr>
-            </w:pPr>
-            <w:r>
-              <w:rPr>
-                <w:rFonts w:ascii="Arial" w:eastAsia="Arial" w:hAnsi="Arial" w:cs="Arial"/>
-                <w:sz w:val="20"/>
-                <w:szCs w:val="20"/>
-              </w:rPr>
-              <w:t xml:space="preserve">Kubung</w:t>
+                <w:b/>
+                <w:bCs/>
+                <w:sz w:val="20"/>
+                <w:szCs w:val="20"/>
+              </w:rPr>
+            </w:pPr>
+            <w:r>
+              <w:rPr>
+                <w:rFonts w:ascii="Arial" w:eastAsia="Arial" w:hAnsi="Arial" w:cs="Arial"/>
+                <w:b/>
+                <w:bCs/>
+                <w:sz w:val="20"/>
+                <w:szCs w:val="20"/>
+              </w:rPr>
+              <w:t xml:space="preserve">KELAS 3  |  Kamis, 8 Oktober 2026  |  19 peserta</w:t>
             </w:r>
           </w:p>
         </w:tc>
@@ -10301,7 +10301,7 @@
                 <w:sz w:val="20"/>
                 <w:szCs w:val="20"/>
               </w:rPr>
-              <w:t xml:space="preserve">3</w:t>
+              <w:t xml:space="preserve">1</w:t>
             </w:r>
           </w:p>
         </w:tc>
@@ -10332,7 +10332,7 @@
                 <w:sz w:val="20"/>
                 <w:szCs w:val="20"/>
               </w:rPr>
-              <w:t xml:space="preserve">Ira Wahyuni</w:t>
+              <w:t xml:space="preserve">Dara muhaima febriana</w:t>
             </w:r>
           </w:p>
         </w:tc>
@@ -10430,7 +10430,7 @@
                 <w:sz w:val="20"/>
                 <w:szCs w:val="20"/>
               </w:rPr>
-              <w:t xml:space="preserve">4</w:t>
+              <w:t xml:space="preserve">2</w:t>
             </w:r>
           </w:p>
         </w:tc>
@@ -10461,7 +10461,7 @@
                 <w:sz w:val="20"/>
                 <w:szCs w:val="20"/>
               </w:rPr>
-              <w:t xml:space="preserve">Lia angraini</w:t>
+              <w:t xml:space="preserve">Farah Sahara</w:t>
             </w:r>
           </w:p>
         </w:tc>
@@ -10492,7 +10492,7 @@
                 <w:sz w:val="20"/>
                 <w:szCs w:val="20"/>
               </w:rPr>
-              <w:t xml:space="preserve">PML</w:t>
+              <w:t xml:space="preserve">PPL</w:t>
             </w:r>
           </w:p>
         </w:tc>
@@ -10523,7 +10523,7 @@
                 <w:sz w:val="20"/>
                 <w:szCs w:val="20"/>
               </w:rPr>
-              <w:t xml:space="preserve">X Koto Singkarak</w:t>
+              <w:t xml:space="preserve">Kubung</w:t>
             </w:r>
           </w:p>
         </w:tc>
@@ -10559,7 +10559,7 @@
                 <w:sz w:val="20"/>
                 <w:szCs w:val="20"/>
               </w:rPr>
-              <w:t xml:space="preserve">5</w:t>
+              <w:t xml:space="preserve">3</w:t>
             </w:r>
           </w:p>
         </w:tc>
@@ -10590,7 +10590,7 @@
                 <w:sz w:val="20"/>
                 <w:szCs w:val="20"/>
               </w:rPr>
-              <w:t xml:space="preserve">Lucky Melan Sari</w:t>
+              <w:t xml:space="preserve">Ira Wahyuni</w:t>
             </w:r>
           </w:p>
         </w:tc>
@@ -10621,7 +10621,7 @@
                 <w:sz w:val="20"/>
                 <w:szCs w:val="20"/>
               </w:rPr>
-              <w:t xml:space="preserve">PML</w:t>
+              <w:t xml:space="preserve">PPL</w:t>
             </w:r>
           </w:p>
         </w:tc>
@@ -10652,7 +10652,7 @@
                 <w:sz w:val="20"/>
                 <w:szCs w:val="20"/>
               </w:rPr>
-              <w:t xml:space="preserve">Kubung</w:t>
+              <w:t xml:space="preserve">X Koto Singkarak</w:t>
             </w:r>
           </w:p>
         </w:tc>
@@ -10688,7 +10688,7 @@
                 <w:sz w:val="20"/>
                 <w:szCs w:val="20"/>
               </w:rPr>
-              <w:t xml:space="preserve">6</w:t>
+              <w:t xml:space="preserve">4</w:t>
             </w:r>
           </w:p>
         </w:tc>
@@ -10719,7 +10719,7 @@
                 <w:sz w:val="20"/>
                 <w:szCs w:val="20"/>
               </w:rPr>
-              <w:t xml:space="preserve">Marvi gusneriza</w:t>
+              <w:t xml:space="preserve">Lia angraini</w:t>
             </w:r>
           </w:p>
         </w:tc>
@@ -10750,7 +10750,7 @@
                 <w:sz w:val="20"/>
                 <w:szCs w:val="20"/>
               </w:rPr>
-              <w:t xml:space="preserve">-</w:t>
+              <w:t xml:space="preserve">PML</w:t>
             </w:r>
           </w:p>
         </w:tc>
@@ -10781,7 +10781,7 @@
                 <w:sz w:val="20"/>
                 <w:szCs w:val="20"/>
               </w:rPr>
-              <w:t xml:space="preserve">Kubung</w:t>
+              <w:t xml:space="preserve">X Koto Singkarak</w:t>
             </w:r>
           </w:p>
         </w:tc>
@@ -10817,7 +10817,7 @@
                 <w:sz w:val="20"/>
                 <w:szCs w:val="20"/>
               </w:rPr>
-              <w:t xml:space="preserve">7</w:t>
+              <w:t xml:space="preserve">5</w:t>
             </w:r>
           </w:p>
         </w:tc>
@@ -10848,7 +10848,7 @@
                 <w:sz w:val="20"/>
                 <w:szCs w:val="20"/>
               </w:rPr>
-              <w:t xml:space="preserve">Mega Nana Yulianti</w:t>
+              <w:t xml:space="preserve">Lucky Melan Sari</w:t>
             </w:r>
           </w:p>
         </w:tc>
@@ -10946,7 +10946,7 @@
                 <w:sz w:val="20"/>
                 <w:szCs w:val="20"/>
               </w:rPr>
-              <w:t xml:space="preserve">8</w:t>
+              <w:t xml:space="preserve">6</w:t>
             </w:r>
           </w:p>
         </w:tc>
@@ -10977,7 +10977,7 @@
                 <w:sz w:val="20"/>
                 <w:szCs w:val="20"/>
               </w:rPr>
-              <w:t xml:space="preserve">Mustika Sari</w:t>
+              <w:t xml:space="preserve">Marvi gusneriza</w:t>
             </w:r>
           </w:p>
         </w:tc>
@@ -11039,7 +11039,7 @@
                 <w:sz w:val="20"/>
                 <w:szCs w:val="20"/>
               </w:rPr>
-              <w:t xml:space="preserve">Gunung Talang</w:t>
+              <w:t xml:space="preserve">Kubung</w:t>
             </w:r>
           </w:p>
         </w:tc>
@@ -11075,7 +11075,7 @@
                 <w:sz w:val="20"/>
                 <w:szCs w:val="20"/>
               </w:rPr>
-              <w:t xml:space="preserve">9</w:t>
+              <w:t xml:space="preserve">7</w:t>
             </w:r>
           </w:p>
         </w:tc>
@@ -11106,7 +11106,7 @@
                 <w:sz w:val="20"/>
                 <w:szCs w:val="20"/>
               </w:rPr>
-              <w:t xml:space="preserve">Nanda Westia Ade Ningsih</w:t>
+              <w:t xml:space="preserve">Mega Nana Yulianti</w:t>
             </w:r>
           </w:p>
         </w:tc>
@@ -11137,7 +11137,7 @@
                 <w:sz w:val="20"/>
                 <w:szCs w:val="20"/>
               </w:rPr>
-              <w:t xml:space="preserve">PPL</w:t>
+              <w:t xml:space="preserve">PML</w:t>
             </w:r>
           </w:p>
         </w:tc>
@@ -11168,7 +11168,7 @@
                 <w:sz w:val="20"/>
                 <w:szCs w:val="20"/>
               </w:rPr>
-              <w:t xml:space="preserve">Gunung Talang</w:t>
+              <w:t xml:space="preserve">Kubung</w:t>
             </w:r>
           </w:p>
         </w:tc>
@@ -11204,7 +11204,7 @@
                 <w:sz w:val="20"/>
                 <w:szCs w:val="20"/>
               </w:rPr>
-              <w:t xml:space="preserve">10</w:t>
+              <w:t xml:space="preserve">8</w:t>
             </w:r>
           </w:p>
         </w:tc>
@@ -11235,7 +11235,7 @@
                 <w:sz w:val="20"/>
                 <w:szCs w:val="20"/>
               </w:rPr>
-              <w:t xml:space="preserve">Nilam Sitaresmi Cahyono</w:t>
+              <w:t xml:space="preserve">Mustika Sari</w:t>
             </w:r>
           </w:p>
         </w:tc>
@@ -11297,7 +11297,7 @@
                 <w:sz w:val="20"/>
                 <w:szCs w:val="20"/>
               </w:rPr>
-              <w:t xml:space="preserve">Ix Koto Sungai Lasi</w:t>
+              <w:t xml:space="preserve">Gunung Talang</w:t>
             </w:r>
           </w:p>
         </w:tc>
@@ -11333,7 +11333,7 @@
                 <w:sz w:val="20"/>
                 <w:szCs w:val="20"/>
               </w:rPr>
-              <w:t xml:space="preserve">11</w:t>
+              <w:t xml:space="preserve">9</w:t>
             </w:r>
           </w:p>
         </w:tc>
@@ -11364,7 +11364,7 @@
                 <w:sz w:val="20"/>
                 <w:szCs w:val="20"/>
               </w:rPr>
-              <w:t xml:space="preserve">Puspita Putri</w:t>
+              <w:t xml:space="preserve">Nanda Westia Ade Ningsih</w:t>
             </w:r>
           </w:p>
         </w:tc>
@@ -11462,7 +11462,7 @@
                 <w:sz w:val="20"/>
                 <w:szCs w:val="20"/>
               </w:rPr>
-              <w:t xml:space="preserve">12</w:t>
+              <w:t xml:space="preserve">10</w:t>
             </w:r>
           </w:p>
         </w:tc>
@@ -11493,7 +11493,7 @@
                 <w:sz w:val="20"/>
                 <w:szCs w:val="20"/>
               </w:rPr>
-              <w:t xml:space="preserve">Putri Nasriati</w:t>
+              <w:t xml:space="preserve">Nilam Sitaresmi Cahyono</w:t>
             </w:r>
           </w:p>
         </w:tc>
@@ -11555,7 +11555,7 @@
                 <w:sz w:val="20"/>
                 <w:szCs w:val="20"/>
               </w:rPr>
-              <w:t xml:space="preserve">Gunung Talang</w:t>
+              <w:t xml:space="preserve">Ix Koto Sungai Lasi</w:t>
             </w:r>
           </w:p>
         </w:tc>
@@ -11591,7 +11591,7 @@
                 <w:sz w:val="20"/>
                 <w:szCs w:val="20"/>
               </w:rPr>
-              <w:t xml:space="preserve">13</w:t>
+              <w:t xml:space="preserve">11</w:t>
             </w:r>
           </w:p>
         </w:tc>
@@ -11622,7 +11622,7 @@
                 <w:sz w:val="20"/>
                 <w:szCs w:val="20"/>
               </w:rPr>
-              <w:t xml:space="preserve">Rivo Nofri Armon</w:t>
+              <w:t xml:space="preserve">Puspita Putri</w:t>
             </w:r>
           </w:p>
         </w:tc>
@@ -11684,7 +11684,7 @@
                 <w:sz w:val="20"/>
                 <w:szCs w:val="20"/>
               </w:rPr>
-              <w:t xml:space="preserve">X Koto Singkarak</w:t>
+              <w:t xml:space="preserve">Gunung Talang</w:t>
             </w:r>
           </w:p>
         </w:tc>
@@ -11720,7 +11720,7 @@
                 <w:sz w:val="20"/>
                 <w:szCs w:val="20"/>
               </w:rPr>
-              <w:t xml:space="preserve">14</w:t>
+              <w:t xml:space="preserve">12</w:t>
             </w:r>
           </w:p>
         </w:tc>
@@ -11751,7 +11751,7 @@
                 <w:sz w:val="20"/>
                 <w:szCs w:val="20"/>
               </w:rPr>
-              <w:t xml:space="preserve">Saputra Ebel Feri</w:t>
+              <w:t xml:space="preserve">Putri Nasriati</w:t>
             </w:r>
           </w:p>
         </w:tc>
@@ -11782,7 +11782,7 @@
                 <w:sz w:val="20"/>
                 <w:szCs w:val="20"/>
               </w:rPr>
-              <w:t xml:space="preserve">PML</w:t>
+              <w:t xml:space="preserve">PPL</w:t>
             </w:r>
           </w:p>
         </w:tc>
@@ -11813,7 +11813,7 @@
                 <w:sz w:val="20"/>
                 <w:szCs w:val="20"/>
               </w:rPr>
-              <w:t xml:space="preserve">Kubung</w:t>
+              <w:t xml:space="preserve">Gunung Talang</w:t>
             </w:r>
           </w:p>
         </w:tc>
@@ -11849,7 +11849,7 @@
                 <w:sz w:val="20"/>
                 <w:szCs w:val="20"/>
               </w:rPr>
-              <w:t xml:space="preserve">15</w:t>
+              <w:t xml:space="preserve">13</w:t>
             </w:r>
           </w:p>
         </w:tc>
@@ -11880,7 +11880,7 @@
                 <w:sz w:val="20"/>
                 <w:szCs w:val="20"/>
               </w:rPr>
-              <w:t xml:space="preserve">Sri wahyuni</w:t>
+              <w:t xml:space="preserve">Rivo Nofri Armon</w:t>
             </w:r>
           </w:p>
         </w:tc>
@@ -11942,7 +11942,7 @@
                 <w:sz w:val="20"/>
                 <w:szCs w:val="20"/>
               </w:rPr>
-              <w:t xml:space="preserve">Kubung</w:t>
+              <w:t xml:space="preserve">X Koto Singkarak</w:t>
             </w:r>
           </w:p>
         </w:tc>
@@ -11978,7 +11978,7 @@
                 <w:sz w:val="20"/>
                 <w:szCs w:val="20"/>
               </w:rPr>
-              <w:t xml:space="preserve">16</w:t>
+              <w:t xml:space="preserve">14</w:t>
             </w:r>
           </w:p>
         </w:tc>
@@ -12009,7 +12009,7 @@
                 <w:sz w:val="20"/>
                 <w:szCs w:val="20"/>
               </w:rPr>
-              <w:t xml:space="preserve">Wirastri Widuri</w:t>
+              <w:t xml:space="preserve">Saputra Ebel Feri</w:t>
             </w:r>
           </w:p>
         </w:tc>
@@ -12040,7 +12040,7 @@
                 <w:sz w:val="20"/>
                 <w:szCs w:val="20"/>
               </w:rPr>
-              <w:t xml:space="preserve">PPL</w:t>
+              <w:t xml:space="preserve">PML</w:t>
             </w:r>
           </w:p>
         </w:tc>
@@ -12071,7 +12071,7 @@
                 <w:sz w:val="20"/>
                 <w:szCs w:val="20"/>
               </w:rPr>
-              <w:t xml:space="preserve">Ix Koto Sungai Lasi</w:t>
+              <w:t xml:space="preserve">Kubung</w:t>
             </w:r>
           </w:p>
         </w:tc>
@@ -12107,7 +12107,7 @@
                 <w:sz w:val="20"/>
                 <w:szCs w:val="20"/>
               </w:rPr>
-              <w:t xml:space="preserve">17</w:t>
+              <w:t xml:space="preserve">15</w:t>
             </w:r>
           </w:p>
         </w:tc>
@@ -12138,7 +12138,7 @@
                 <w:sz w:val="20"/>
                 <w:szCs w:val="20"/>
               </w:rPr>
-              <w:t xml:space="preserve">Yenni Rizka Putri</w:t>
+              <w:t xml:space="preserve">Sri wahyuni</w:t>
             </w:r>
           </w:p>
         </w:tc>
@@ -12236,7 +12236,7 @@
                 <w:sz w:val="20"/>
                 <w:szCs w:val="20"/>
               </w:rPr>
-              <w:t xml:space="preserve">18</w:t>
+              <w:t xml:space="preserve">16</w:t>
             </w:r>
           </w:p>
         </w:tc>
@@ -12267,7 +12267,7 @@
                 <w:sz w:val="20"/>
                 <w:szCs w:val="20"/>
               </w:rPr>
-              <w:t xml:space="preserve">Yora Komala Sari</w:t>
+              <w:t xml:space="preserve">Wirastri Widuri</w:t>
             </w:r>
           </w:p>
         </w:tc>
@@ -12329,7 +12329,7 @@
                 <w:sz w:val="20"/>
                 <w:szCs w:val="20"/>
               </w:rPr>
-              <w:t xml:space="preserve">Kubung</w:t>
+              <w:t xml:space="preserve">Ix Koto Sungai Lasi</w:t>
             </w:r>
           </w:p>
         </w:tc>
@@ -12365,7 +12365,7 @@
                 <w:sz w:val="20"/>
                 <w:szCs w:val="20"/>
               </w:rPr>
-              <w:t xml:space="preserve">19</w:t>
+              <w:t xml:space="preserve">17</w:t>
             </w:r>
           </w:p>
         </w:tc>
@@ -12396,7 +12396,7 @@
                 <w:sz w:val="20"/>
                 <w:szCs w:val="20"/>
               </w:rPr>
-              <w:t xml:space="preserve">Yulia ningsih</w:t>
+              <w:t xml:space="preserve">Yenni Rizka Putri</w:t>
             </w:r>
           </w:p>
         </w:tc>
@@ -12458,7 +12458,7 @@
                 <w:sz w:val="20"/>
                 <w:szCs w:val="20"/>
               </w:rPr>
-              <w:t xml:space="preserve">Gunung Talang</w:t>
+              <w:t xml:space="preserve">Kubung</w:t>
             </w:r>
           </w:p>
         </w:tc>
@@ -12469,15 +12469,44 @@
         </w:trPr>
         <w:tc>
           <w:tcPr>
-            <w:tcW w:w="10632" w:type="dxa"/>
-            <w:gridSpan w:val="4"/>
-            <w:tcBorders>
-              <w:top w:val="single" w:sz="4" w:space="0" w:color="AAAAAA"/>
-              <w:left w:val="single" w:sz="4" w:space="0" w:color="AAAAAA"/>
-              <w:bottom w:val="single" w:sz="4" w:space="0" w:color="AAAAAA"/>
-              <w:right w:val="single" w:sz="4" w:space="0" w:color="AAAAAA"/>
-            </w:tcBorders>
-            <w:shd w:val="clear" w:color="auto" w:fill="D9E1F2"/>
+            <w:tcW w:w="700" w:type="dxa"/>
+            <w:tcBorders>
+              <w:top w:val="single" w:sz="4" w:space="0" w:color="AAAAAA"/>
+              <w:left w:val="single" w:sz="4" w:space="0" w:color="AAAAAA"/>
+              <w:bottom w:val="single" w:sz="4" w:space="0" w:color="AAAAAA"/>
+              <w:right w:val="single" w:sz="4" w:space="0" w:color="AAAAAA"/>
+            </w:tcBorders>
+            <w:vAlign w:val="center"/>
+          </w:tcPr>
+          <w:p>
+            <w:pPr>
+              <w:spacing w:before="30" w:after="30" w:line="240" w:lineRule="auto"/>
+              <w:jc w:val="center"/>
+              <w:rPr>
+                <w:rFonts w:ascii="Arial" w:eastAsia="Arial" w:hAnsi="Arial" w:cs="Arial"/>
+                <w:sz w:val="20"/>
+                <w:szCs w:val="20"/>
+              </w:rPr>
+            </w:pPr>
+            <w:r>
+              <w:rPr>
+                <w:rFonts w:ascii="Arial" w:eastAsia="Arial" w:hAnsi="Arial" w:cs="Arial"/>
+                <w:sz w:val="20"/>
+                <w:szCs w:val="20"/>
+              </w:rPr>
+              <w:t xml:space="preserve">18</w:t>
+            </w:r>
+          </w:p>
+        </w:tc>
+        <w:tc>
+          <w:tcPr>
+            <w:tcW w:w="5200" w:type="dxa"/>
+            <w:tcBorders>
+              <w:top w:val="single" w:sz="4" w:space="0" w:color="AAAAAA"/>
+              <w:left w:val="single" w:sz="4" w:space="0" w:color="AAAAAA"/>
+              <w:bottom w:val="single" w:sz="4" w:space="0" w:color="AAAAAA"/>
+              <w:right w:val="single" w:sz="4" w:space="0" w:color="AAAAAA"/>
+            </w:tcBorders>
             <w:vAlign w:val="center"/>
           </w:tcPr>
           <w:p>
@@ -12486,21 +12515,79 @@
               <w:jc w:val="left"/>
               <w:rPr>
                 <w:rFonts w:ascii="Arial" w:eastAsia="Arial" w:hAnsi="Arial" w:cs="Arial"/>
-                <w:b/>
-                <w:bCs/>
-                <w:sz w:val="20"/>
-                <w:szCs w:val="20"/>
-              </w:rPr>
-            </w:pPr>
-            <w:r>
-              <w:rPr>
-                <w:rFonts w:ascii="Arial" w:eastAsia="Arial" w:hAnsi="Arial" w:cs="Arial"/>
-                <w:b/>
-                <w:bCs/>
-                <w:sz w:val="20"/>
-                <w:szCs w:val="20"/>
-              </w:rPr>
-              <w:t xml:space="preserve">KELAS 4  |  Kamis, 8 Oktober 2026  |  19 peserta</w:t>
+                <w:sz w:val="20"/>
+                <w:szCs w:val="20"/>
+              </w:rPr>
+            </w:pPr>
+            <w:r>
+              <w:rPr>
+                <w:rFonts w:ascii="Arial" w:eastAsia="Arial" w:hAnsi="Arial" w:cs="Arial"/>
+                <w:sz w:val="20"/>
+                <w:szCs w:val="20"/>
+              </w:rPr>
+              <w:t xml:space="preserve">Yora Komala Sari</w:t>
+            </w:r>
+          </w:p>
+        </w:tc>
+        <w:tc>
+          <w:tcPr>
+            <w:tcW w:w="1300" w:type="dxa"/>
+            <w:tcBorders>
+              <w:top w:val="single" w:sz="4" w:space="0" w:color="AAAAAA"/>
+              <w:left w:val="single" w:sz="4" w:space="0" w:color="AAAAAA"/>
+              <w:bottom w:val="single" w:sz="4" w:space="0" w:color="AAAAAA"/>
+              <w:right w:val="single" w:sz="4" w:space="0" w:color="AAAAAA"/>
+            </w:tcBorders>
+            <w:vAlign w:val="center"/>
+          </w:tcPr>
+          <w:p>
+            <w:pPr>
+              <w:spacing w:before="30" w:after="30" w:line="240" w:lineRule="auto"/>
+              <w:jc w:val="center"/>
+              <w:rPr>
+                <w:rFonts w:ascii="Arial" w:eastAsia="Arial" w:hAnsi="Arial" w:cs="Arial"/>
+                <w:sz w:val="20"/>
+                <w:szCs w:val="20"/>
+              </w:rPr>
+            </w:pPr>
+            <w:r>
+              <w:rPr>
+                <w:rFonts w:ascii="Arial" w:eastAsia="Arial" w:hAnsi="Arial" w:cs="Arial"/>
+                <w:sz w:val="20"/>
+                <w:szCs w:val="20"/>
+              </w:rPr>
+              <w:t xml:space="preserve">PPL</w:t>
+            </w:r>
+          </w:p>
+        </w:tc>
+        <w:tc>
+          <w:tcPr>
+            <w:tcW w:w="3432" w:type="dxa"/>
+            <w:tcBorders>
+              <w:top w:val="single" w:sz="4" w:space="0" w:color="AAAAAA"/>
+              <w:left w:val="single" w:sz="4" w:space="0" w:color="AAAAAA"/>
+              <w:bottom w:val="single" w:sz="4" w:space="0" w:color="AAAAAA"/>
+              <w:right w:val="single" w:sz="4" w:space="0" w:color="AAAAAA"/>
+            </w:tcBorders>
+            <w:vAlign w:val="center"/>
+          </w:tcPr>
+          <w:p>
+            <w:pPr>
+              <w:spacing w:before="30" w:after="30" w:line="240" w:lineRule="auto"/>
+              <w:jc w:val="left"/>
+              <w:rPr>
+                <w:rFonts w:ascii="Arial" w:eastAsia="Arial" w:hAnsi="Arial" w:cs="Arial"/>
+                <w:sz w:val="20"/>
+                <w:szCs w:val="20"/>
+              </w:rPr>
+            </w:pPr>
+            <w:r>
+              <w:rPr>
+                <w:rFonts w:ascii="Arial" w:eastAsia="Arial" w:hAnsi="Arial" w:cs="Arial"/>
+                <w:sz w:val="20"/>
+                <w:szCs w:val="20"/>
+              </w:rPr>
+              <w:t xml:space="preserve">Kubung</w:t>
             </w:r>
           </w:p>
         </w:tc>
@@ -12536,7 +12623,7 @@
                 <w:sz w:val="20"/>
                 <w:szCs w:val="20"/>
               </w:rPr>
-              <w:t xml:space="preserve">1</w:t>
+              <w:t xml:space="preserve">19</w:t>
             </w:r>
           </w:p>
         </w:tc>
@@ -12567,7 +12654,7 @@
                 <w:sz w:val="20"/>
                 <w:szCs w:val="20"/>
               </w:rPr>
-              <w:t xml:space="preserve">Andria diana</w:t>
+              <w:t xml:space="preserve">Yulia ningsih</w:t>
             </w:r>
           </w:p>
         </w:tc>
@@ -12629,7 +12716,7 @@
                 <w:sz w:val="20"/>
                 <w:szCs w:val="20"/>
               </w:rPr>
-              <w:t xml:space="preserve">Junjung Sirih</w:t>
+              <w:t xml:space="preserve">Gunung Talang</w:t>
             </w:r>
           </w:p>
         </w:tc>
@@ -12640,44 +12727,15 @@
         </w:trPr>
         <w:tc>
           <w:tcPr>
-            <w:tcW w:w="700" w:type="dxa"/>
-            <w:tcBorders>
-              <w:top w:val="single" w:sz="4" w:space="0" w:color="AAAAAA"/>
-              <w:left w:val="single" w:sz="4" w:space="0" w:color="AAAAAA"/>
-              <w:bottom w:val="single" w:sz="4" w:space="0" w:color="AAAAAA"/>
-              <w:right w:val="single" w:sz="4" w:space="0" w:color="AAAAAA"/>
-            </w:tcBorders>
-            <w:vAlign w:val="center"/>
-          </w:tcPr>
-          <w:p>
-            <w:pPr>
-              <w:spacing w:before="30" w:after="30" w:line="240" w:lineRule="auto"/>
-              <w:jc w:val="center"/>
-              <w:rPr>
-                <w:rFonts w:ascii="Arial" w:eastAsia="Arial" w:hAnsi="Arial" w:cs="Arial"/>
-                <w:sz w:val="20"/>
-                <w:szCs w:val="20"/>
-              </w:rPr>
-            </w:pPr>
-            <w:r>
-              <w:rPr>
-                <w:rFonts w:ascii="Arial" w:eastAsia="Arial" w:hAnsi="Arial" w:cs="Arial"/>
-                <w:sz w:val="20"/>
-                <w:szCs w:val="20"/>
-              </w:rPr>
-              <w:t xml:space="preserve">2</w:t>
-            </w:r>
-          </w:p>
-        </w:tc>
-        <w:tc>
-          <w:tcPr>
-            <w:tcW w:w="5200" w:type="dxa"/>
-            <w:tcBorders>
-              <w:top w:val="single" w:sz="4" w:space="0" w:color="AAAAAA"/>
-              <w:left w:val="single" w:sz="4" w:space="0" w:color="AAAAAA"/>
-              <w:bottom w:val="single" w:sz="4" w:space="0" w:color="AAAAAA"/>
-              <w:right w:val="single" w:sz="4" w:space="0" w:color="AAAAAA"/>
-            </w:tcBorders>
+            <w:tcW w:w="10632" w:type="dxa"/>
+            <w:gridSpan w:val="4"/>
+            <w:tcBorders>
+              <w:top w:val="single" w:sz="4" w:space="0" w:color="AAAAAA"/>
+              <w:left w:val="single" w:sz="4" w:space="0" w:color="AAAAAA"/>
+              <w:bottom w:val="single" w:sz="4" w:space="0" w:color="AAAAAA"/>
+              <w:right w:val="single" w:sz="4" w:space="0" w:color="AAAAAA"/>
+            </w:tcBorders>
+            <w:shd w:val="clear" w:color="auto" w:fill="D9E1F2"/>
             <w:vAlign w:val="center"/>
           </w:tcPr>
           <w:p>
@@ -12686,79 +12744,21 @@
               <w:jc w:val="left"/>
               <w:rPr>
                 <w:rFonts w:ascii="Arial" w:eastAsia="Arial" w:hAnsi="Arial" w:cs="Arial"/>
-                <w:sz w:val="20"/>
-                <w:szCs w:val="20"/>
-              </w:rPr>
-            </w:pPr>
-            <w:r>
-              <w:rPr>
-                <w:rFonts w:ascii="Arial" w:eastAsia="Arial" w:hAnsi="Arial" w:cs="Arial"/>
-                <w:sz w:val="20"/>
-                <w:szCs w:val="20"/>
-              </w:rPr>
-              <w:t xml:space="preserve">Anike Putri</w:t>
-            </w:r>
-          </w:p>
-        </w:tc>
-        <w:tc>
-          <w:tcPr>
-            <w:tcW w:w="1300" w:type="dxa"/>
-            <w:tcBorders>
-              <w:top w:val="single" w:sz="4" w:space="0" w:color="AAAAAA"/>
-              <w:left w:val="single" w:sz="4" w:space="0" w:color="AAAAAA"/>
-              <w:bottom w:val="single" w:sz="4" w:space="0" w:color="AAAAAA"/>
-              <w:right w:val="single" w:sz="4" w:space="0" w:color="AAAAAA"/>
-            </w:tcBorders>
-            <w:vAlign w:val="center"/>
-          </w:tcPr>
-          <w:p>
-            <w:pPr>
-              <w:spacing w:before="30" w:after="30" w:line="240" w:lineRule="auto"/>
-              <w:jc w:val="center"/>
-              <w:rPr>
-                <w:rFonts w:ascii="Arial" w:eastAsia="Arial" w:hAnsi="Arial" w:cs="Arial"/>
-                <w:sz w:val="20"/>
-                <w:szCs w:val="20"/>
-              </w:rPr>
-            </w:pPr>
-            <w:r>
-              <w:rPr>
-                <w:rFonts w:ascii="Arial" w:eastAsia="Arial" w:hAnsi="Arial" w:cs="Arial"/>
-                <w:sz w:val="20"/>
-                <w:szCs w:val="20"/>
-              </w:rPr>
-              <w:t xml:space="preserve">PPL</w:t>
-            </w:r>
-          </w:p>
-        </w:tc>
-        <w:tc>
-          <w:tcPr>
-            <w:tcW w:w="3432" w:type="dxa"/>
-            <w:tcBorders>
-              <w:top w:val="single" w:sz="4" w:space="0" w:color="AAAAAA"/>
-              <w:left w:val="single" w:sz="4" w:space="0" w:color="AAAAAA"/>
-              <w:bottom w:val="single" w:sz="4" w:space="0" w:color="AAAAAA"/>
-              <w:right w:val="single" w:sz="4" w:space="0" w:color="AAAAAA"/>
-            </w:tcBorders>
-            <w:vAlign w:val="center"/>
-          </w:tcPr>
-          <w:p>
-            <w:pPr>
-              <w:spacing w:before="30" w:after="30" w:line="240" w:lineRule="auto"/>
-              <w:jc w:val="left"/>
-              <w:rPr>
-                <w:rFonts w:ascii="Arial" w:eastAsia="Arial" w:hAnsi="Arial" w:cs="Arial"/>
-                <w:sz w:val="20"/>
-                <w:szCs w:val="20"/>
-              </w:rPr>
-            </w:pPr>
-            <w:r>
-              <w:rPr>
-                <w:rFonts w:ascii="Arial" w:eastAsia="Arial" w:hAnsi="Arial" w:cs="Arial"/>
-                <w:sz w:val="20"/>
-                <w:szCs w:val="20"/>
-              </w:rPr>
-              <w:t xml:space="preserve">Kubung</w:t>
+                <w:b/>
+                <w:bCs/>
+                <w:sz w:val="20"/>
+                <w:szCs w:val="20"/>
+              </w:rPr>
+            </w:pPr>
+            <w:r>
+              <w:rPr>
+                <w:rFonts w:ascii="Arial" w:eastAsia="Arial" w:hAnsi="Arial" w:cs="Arial"/>
+                <w:b/>
+                <w:bCs/>
+                <w:sz w:val="20"/>
+                <w:szCs w:val="20"/>
+              </w:rPr>
+              <w:t xml:space="preserve">KELAS 4  |  Kamis, 8 Oktober 2026  |  18 peserta</w:t>
             </w:r>
           </w:p>
         </w:tc>
@@ -12794,7 +12794,7 @@
                 <w:sz w:val="20"/>
                 <w:szCs w:val="20"/>
               </w:rPr>
-              <w:t xml:space="preserve">3</w:t>
+              <w:t xml:space="preserve">1</w:t>
             </w:r>
           </w:p>
         </w:tc>
@@ -12825,7 +12825,7 @@
                 <w:sz w:val="20"/>
                 <w:szCs w:val="20"/>
               </w:rPr>
-              <w:t xml:space="preserve">Clara Amelya Hendres</w:t>
+              <w:t xml:space="preserve">Andria diana</w:t>
             </w:r>
           </w:p>
         </w:tc>
@@ -12887,7 +12887,7 @@
                 <w:sz w:val="20"/>
                 <w:szCs w:val="20"/>
               </w:rPr>
-              <w:t xml:space="preserve">Gunung Talang</w:t>
+              <w:t xml:space="preserve">Junjung Sirih</w:t>
             </w:r>
           </w:p>
         </w:tc>
@@ -12923,7 +12923,7 @@
                 <w:sz w:val="20"/>
                 <w:szCs w:val="20"/>
               </w:rPr>
-              <w:t xml:space="preserve">4</w:t>
+              <w:t xml:space="preserve">2</w:t>
             </w:r>
           </w:p>
         </w:tc>
@@ -12954,7 +12954,7 @@
                 <w:sz w:val="20"/>
                 <w:szCs w:val="20"/>
               </w:rPr>
-              <w:t xml:space="preserve">Elvika oktasari</w:t>
+              <w:t xml:space="preserve">Anike Putri</w:t>
             </w:r>
           </w:p>
         </w:tc>
@@ -13016,7 +13016,7 @@
                 <w:sz w:val="20"/>
                 <w:szCs w:val="20"/>
               </w:rPr>
-              <w:t xml:space="preserve">Pantai Cermin</w:t>
+              <w:t xml:space="preserve">Kubung</w:t>
             </w:r>
           </w:p>
         </w:tc>
@@ -13052,7 +13052,7 @@
                 <w:sz w:val="20"/>
                 <w:szCs w:val="20"/>
               </w:rPr>
-              <w:t xml:space="preserve">5</w:t>
+              <w:t xml:space="preserve">3</w:t>
             </w:r>
           </w:p>
         </w:tc>
@@ -13083,7 +13083,7 @@
                 <w:sz w:val="20"/>
                 <w:szCs w:val="20"/>
               </w:rPr>
-              <w:t xml:space="preserve">Gusna Wirda</w:t>
+              <w:t xml:space="preserve">Clara Amelya Hendres</w:t>
             </w:r>
           </w:p>
         </w:tc>
@@ -13145,7 +13145,7 @@
                 <w:sz w:val="20"/>
                 <w:szCs w:val="20"/>
               </w:rPr>
-              <w:t xml:space="preserve">Lembah Gumanti</w:t>
+              <w:t xml:space="preserve">Gunung Talang</w:t>
             </w:r>
           </w:p>
         </w:tc>
@@ -13181,7 +13181,7 @@
                 <w:sz w:val="20"/>
                 <w:szCs w:val="20"/>
               </w:rPr>
-              <w:t xml:space="preserve">6</w:t>
+              <w:t xml:space="preserve">4</w:t>
             </w:r>
           </w:p>
         </w:tc>
@@ -13212,7 +13212,7 @@
                 <w:sz w:val="20"/>
                 <w:szCs w:val="20"/>
               </w:rPr>
-              <w:t xml:space="preserve">Hanes Figa Mulyani</w:t>
+              <w:t xml:space="preserve">Elvika oktasari</w:t>
             </w:r>
           </w:p>
         </w:tc>
@@ -13274,7 +13274,7 @@
                 <w:sz w:val="20"/>
                 <w:szCs w:val="20"/>
               </w:rPr>
-              <w:t xml:space="preserve">Junjung Sirih</w:t>
+              <w:t xml:space="preserve">Pantai Cermin</w:t>
             </w:r>
           </w:p>
         </w:tc>
@@ -13310,7 +13310,7 @@
                 <w:sz w:val="20"/>
                 <w:szCs w:val="20"/>
               </w:rPr>
-              <w:t xml:space="preserve">7</w:t>
+              <w:t xml:space="preserve">5</w:t>
             </w:r>
           </w:p>
         </w:tc>
@@ -13341,7 +13341,7 @@
                 <w:sz w:val="20"/>
                 <w:szCs w:val="20"/>
               </w:rPr>
-              <w:t xml:space="preserve">Leni Marta</w:t>
+              <w:t xml:space="preserve">Gusna Wirda</w:t>
             </w:r>
           </w:p>
         </w:tc>
@@ -13372,7 +13372,7 @@
                 <w:sz w:val="20"/>
                 <w:szCs w:val="20"/>
               </w:rPr>
-              <w:t xml:space="preserve">-</w:t>
+              <w:t xml:space="preserve">PPL</w:t>
             </w:r>
           </w:p>
         </w:tc>
@@ -13403,7 +13403,7 @@
                 <w:sz w:val="20"/>
                 <w:szCs w:val="20"/>
               </w:rPr>
-              <w:t xml:space="preserve">Kubung</w:t>
+              <w:t xml:space="preserve">Lembah Gumanti</w:t>
             </w:r>
           </w:p>
         </w:tc>
@@ -13439,7 +13439,7 @@
                 <w:sz w:val="20"/>
                 <w:szCs w:val="20"/>
               </w:rPr>
-              <w:t xml:space="preserve">8</w:t>
+              <w:t xml:space="preserve">6</w:t>
             </w:r>
           </w:p>
         </w:tc>
@@ -13470,7 +13470,7 @@
                 <w:sz w:val="20"/>
                 <w:szCs w:val="20"/>
               </w:rPr>
-              <w:t xml:space="preserve">Luki Sirup Ramadan</w:t>
+              <w:t xml:space="preserve">Hanes Figa Mulyani</w:t>
             </w:r>
           </w:p>
         </w:tc>
@@ -13532,7 +13532,7 @@
                 <w:sz w:val="20"/>
                 <w:szCs w:val="20"/>
               </w:rPr>
-              <w:t xml:space="preserve">Gunung Talang</w:t>
+              <w:t xml:space="preserve">Junjung Sirih</w:t>
             </w:r>
           </w:p>
         </w:tc>
@@ -13568,7 +13568,7 @@
                 <w:sz w:val="20"/>
                 <w:szCs w:val="20"/>
               </w:rPr>
-              <w:t xml:space="preserve">9</w:t>
+              <w:t xml:space="preserve">7</w:t>
             </w:r>
           </w:p>
         </w:tc>
@@ -13599,7 +13599,7 @@
                 <w:sz w:val="20"/>
                 <w:szCs w:val="20"/>
               </w:rPr>
-              <w:t xml:space="preserve">M. Hafizh Dinu Aulia</w:t>
+              <w:t xml:space="preserve">Luki Sirup Ramadan</w:t>
             </w:r>
           </w:p>
         </w:tc>
@@ -13661,7 +13661,7 @@
                 <w:sz w:val="20"/>
                 <w:szCs w:val="20"/>
               </w:rPr>
-              <w:t xml:space="preserve">X Koto Singkarak</w:t>
+              <w:t xml:space="preserve">Gunung Talang</w:t>
             </w:r>
           </w:p>
         </w:tc>
@@ -13697,7 +13697,7 @@
                 <w:sz w:val="20"/>
                 <w:szCs w:val="20"/>
               </w:rPr>
-              <w:t xml:space="preserve">10</w:t>
+              <w:t xml:space="preserve">8</w:t>
             </w:r>
           </w:p>
         </w:tc>
@@ -13728,7 +13728,7 @@
                 <w:sz w:val="20"/>
                 <w:szCs w:val="20"/>
               </w:rPr>
-              <w:t xml:space="preserve">Novi Endria Jhoni</w:t>
+              <w:t xml:space="preserve">M. Hafizh Dinu Aulia</w:t>
             </w:r>
           </w:p>
         </w:tc>
@@ -13826,7 +13826,7 @@
                 <w:sz w:val="20"/>
                 <w:szCs w:val="20"/>
               </w:rPr>
-              <w:t xml:space="preserve">11</w:t>
+              <w:t xml:space="preserve">9</w:t>
             </w:r>
           </w:p>
         </w:tc>
@@ -13857,7 +13857,7 @@
                 <w:sz w:val="20"/>
                 <w:szCs w:val="20"/>
               </w:rPr>
-              <w:t xml:space="preserve">Nurul vani fatia</w:t>
+              <w:t xml:space="preserve">Novi Endria Jhoni</w:t>
             </w:r>
           </w:p>
         </w:tc>
@@ -13955,7 +13955,7 @@
                 <w:sz w:val="20"/>
                 <w:szCs w:val="20"/>
               </w:rPr>
-              <w:t xml:space="preserve">12</w:t>
+              <w:t xml:space="preserve">10</w:t>
             </w:r>
           </w:p>
         </w:tc>
@@ -13986,7 +13986,7 @@
                 <w:sz w:val="20"/>
                 <w:szCs w:val="20"/>
               </w:rPr>
-              <w:t xml:space="preserve">Organik BPS Kabupaten Solok</w:t>
+              <w:t xml:space="preserve">Nurul vani fatia</w:t>
             </w:r>
           </w:p>
         </w:tc>
@@ -14017,7 +14017,7 @@
                 <w:sz w:val="20"/>
                 <w:szCs w:val="20"/>
               </w:rPr>
-              <w:t xml:space="preserve">PML</w:t>
+              <w:t xml:space="preserve">PPL</w:t>
             </w:r>
           </w:p>
         </w:tc>
@@ -14048,7 +14048,7 @@
                 <w:sz w:val="20"/>
                 <w:szCs w:val="20"/>
               </w:rPr>
-              <w:t xml:space="preserve">Gunung Talang</w:t>
+              <w:t xml:space="preserve">X Koto Singkarak</w:t>
             </w:r>
           </w:p>
         </w:tc>
@@ -14084,7 +14084,7 @@
                 <w:sz w:val="20"/>
                 <w:szCs w:val="20"/>
               </w:rPr>
-              <w:t xml:space="preserve">13</w:t>
+              <w:t xml:space="preserve">11</w:t>
             </w:r>
           </w:p>
         </w:tc>
@@ -14115,7 +14115,7 @@
                 <w:sz w:val="20"/>
                 <w:szCs w:val="20"/>
               </w:rPr>
-              <w:t xml:space="preserve">Usyenti</w:t>
+              <w:t xml:space="preserve">Organik BPS Kabupaten Solok</w:t>
             </w:r>
           </w:p>
         </w:tc>
@@ -14177,7 +14177,7 @@
                 <w:sz w:val="20"/>
                 <w:szCs w:val="20"/>
               </w:rPr>
-              <w:t xml:space="preserve">Junjung Sirih</w:t>
+              <w:t xml:space="preserve">Gunung Talang</w:t>
             </w:r>
           </w:p>
         </w:tc>
@@ -14213,7 +14213,7 @@
                 <w:sz w:val="20"/>
                 <w:szCs w:val="20"/>
               </w:rPr>
-              <w:t xml:space="preserve">14</w:t>
+              <w:t xml:space="preserve">12</w:t>
             </w:r>
           </w:p>
         </w:tc>
@@ -14244,7 +14244,7 @@
                 <w:sz w:val="20"/>
                 <w:szCs w:val="20"/>
               </w:rPr>
-              <w:t xml:space="preserve">Wahyuni Oktavia</w:t>
+              <w:t xml:space="preserve">Usyenti</w:t>
             </w:r>
           </w:p>
         </w:tc>
@@ -14275,7 +14275,7 @@
                 <w:sz w:val="20"/>
                 <w:szCs w:val="20"/>
               </w:rPr>
-              <w:t xml:space="preserve">PPL</w:t>
+              <w:t xml:space="preserve">PML</w:t>
             </w:r>
           </w:p>
         </w:tc>
@@ -14306,7 +14306,7 @@
                 <w:sz w:val="20"/>
                 <w:szCs w:val="20"/>
               </w:rPr>
-              <w:t xml:space="preserve">Lembah Gumanti</w:t>
+              <w:t xml:space="preserve">Junjung Sirih</w:t>
             </w:r>
           </w:p>
         </w:tc>
@@ -14342,7 +14342,7 @@
                 <w:sz w:val="20"/>
                 <w:szCs w:val="20"/>
               </w:rPr>
-              <w:t xml:space="preserve">15</w:t>
+              <w:t xml:space="preserve">13</w:t>
             </w:r>
           </w:p>
         </w:tc>
@@ -14373,7 +14373,7 @@
                 <w:sz w:val="20"/>
                 <w:szCs w:val="20"/>
               </w:rPr>
-              <w:t xml:space="preserve">Yelli Novita Sari</w:t>
+              <w:t xml:space="preserve">Wahyuni Oktavia</w:t>
             </w:r>
           </w:p>
         </w:tc>
@@ -14404,7 +14404,7 @@
                 <w:sz w:val="20"/>
                 <w:szCs w:val="20"/>
               </w:rPr>
-              <w:t xml:space="preserve">PML</w:t>
+              <w:t xml:space="preserve">PPL</w:t>
             </w:r>
           </w:p>
         </w:tc>
@@ -14435,7 +14435,7 @@
                 <w:sz w:val="20"/>
                 <w:szCs w:val="20"/>
               </w:rPr>
-              <w:t xml:space="preserve">Kubung</w:t>
+              <w:t xml:space="preserve">Lembah Gumanti</w:t>
             </w:r>
           </w:p>
         </w:tc>
@@ -14471,7 +14471,7 @@
                 <w:sz w:val="20"/>
                 <w:szCs w:val="20"/>
               </w:rPr>
-              <w:t xml:space="preserve">16</w:t>
+              <w:t xml:space="preserve">14</w:t>
             </w:r>
           </w:p>
         </w:tc>
@@ -14502,7 +14502,7 @@
                 <w:sz w:val="20"/>
                 <w:szCs w:val="20"/>
               </w:rPr>
-              <w:t xml:space="preserve">Yeni siswanti</w:t>
+              <w:t xml:space="preserve">Yelli Novita Sari</w:t>
             </w:r>
           </w:p>
         </w:tc>
@@ -14600,7 +14600,7 @@
                 <w:sz w:val="20"/>
                 <w:szCs w:val="20"/>
               </w:rPr>
-              <w:t xml:space="preserve">17</w:t>
+              <w:t xml:space="preserve">15</w:t>
             </w:r>
           </w:p>
         </w:tc>
@@ -14631,7 +14631,7 @@
                 <w:sz w:val="20"/>
                 <w:szCs w:val="20"/>
               </w:rPr>
-              <w:t xml:space="preserve">Yogi eka Putra</w:t>
+              <w:t xml:space="preserve">Yeni siswanti</w:t>
             </w:r>
           </w:p>
         </w:tc>
@@ -14662,7 +14662,7 @@
                 <w:sz w:val="20"/>
                 <w:szCs w:val="20"/>
               </w:rPr>
-              <w:t xml:space="preserve">PPL</w:t>
+              <w:t xml:space="preserve">PML</w:t>
             </w:r>
           </w:p>
         </w:tc>
@@ -14729,7 +14729,7 @@
                 <w:sz w:val="20"/>
                 <w:szCs w:val="20"/>
               </w:rPr>
-              <w:t xml:space="preserve">18</w:t>
+              <w:t xml:space="preserve">16</w:t>
             </w:r>
           </w:p>
         </w:tc>
@@ -14760,7 +14760,7 @@
                 <w:sz w:val="20"/>
                 <w:szCs w:val="20"/>
               </w:rPr>
-              <w:t xml:space="preserve">Yovinda Oktasia Rahmi</w:t>
+              <w:t xml:space="preserve">Yogi eka Putra</w:t>
             </w:r>
           </w:p>
         </w:tc>
@@ -14822,7 +14822,7 @@
                 <w:sz w:val="20"/>
                 <w:szCs w:val="20"/>
               </w:rPr>
-              <w:t xml:space="preserve">Junjung Sirih</w:t>
+              <w:t xml:space="preserve">Kubung</w:t>
             </w:r>
           </w:p>
         </w:tc>
@@ -14858,7 +14858,136 @@
                 <w:sz w:val="20"/>
                 <w:szCs w:val="20"/>
               </w:rPr>
-              <w:t xml:space="preserve">19</w:t>
+              <w:t xml:space="preserve">17</w:t>
+            </w:r>
+          </w:p>
+        </w:tc>
+        <w:tc>
+          <w:tcPr>
+            <w:tcW w:w="5200" w:type="dxa"/>
+            <w:tcBorders>
+              <w:top w:val="single" w:sz="4" w:space="0" w:color="AAAAAA"/>
+              <w:left w:val="single" w:sz="4" w:space="0" w:color="AAAAAA"/>
+              <w:bottom w:val="single" w:sz="4" w:space="0" w:color="AAAAAA"/>
+              <w:right w:val="single" w:sz="4" w:space="0" w:color="AAAAAA"/>
+            </w:tcBorders>
+            <w:vAlign w:val="center"/>
+          </w:tcPr>
+          <w:p>
+            <w:pPr>
+              <w:spacing w:before="30" w:after="30" w:line="240" w:lineRule="auto"/>
+              <w:jc w:val="left"/>
+              <w:rPr>
+                <w:rFonts w:ascii="Arial" w:eastAsia="Arial" w:hAnsi="Arial" w:cs="Arial"/>
+                <w:sz w:val="20"/>
+                <w:szCs w:val="20"/>
+              </w:rPr>
+            </w:pPr>
+            <w:r>
+              <w:rPr>
+                <w:rFonts w:ascii="Arial" w:eastAsia="Arial" w:hAnsi="Arial" w:cs="Arial"/>
+                <w:sz w:val="20"/>
+                <w:szCs w:val="20"/>
+              </w:rPr>
+              <w:t xml:space="preserve">Yovinda Oktasia Rahmi</w:t>
+            </w:r>
+          </w:p>
+        </w:tc>
+        <w:tc>
+          <w:tcPr>
+            <w:tcW w:w="1300" w:type="dxa"/>
+            <w:tcBorders>
+              <w:top w:val="single" w:sz="4" w:space="0" w:color="AAAAAA"/>
+              <w:left w:val="single" w:sz="4" w:space="0" w:color="AAAAAA"/>
+              <w:bottom w:val="single" w:sz="4" w:space="0" w:color="AAAAAA"/>
+              <w:right w:val="single" w:sz="4" w:space="0" w:color="AAAAAA"/>
+            </w:tcBorders>
+            <w:vAlign w:val="center"/>
+          </w:tcPr>
+          <w:p>
+            <w:pPr>
+              <w:spacing w:before="30" w:after="30" w:line="240" w:lineRule="auto"/>
+              <w:jc w:val="center"/>
+              <w:rPr>
+                <w:rFonts w:ascii="Arial" w:eastAsia="Arial" w:hAnsi="Arial" w:cs="Arial"/>
+                <w:sz w:val="20"/>
+                <w:szCs w:val="20"/>
+              </w:rPr>
+            </w:pPr>
+            <w:r>
+              <w:rPr>
+                <w:rFonts w:ascii="Arial" w:eastAsia="Arial" w:hAnsi="Arial" w:cs="Arial"/>
+                <w:sz w:val="20"/>
+                <w:szCs w:val="20"/>
+              </w:rPr>
+              <w:t xml:space="preserve">PPL</w:t>
+            </w:r>
+          </w:p>
+        </w:tc>
+        <w:tc>
+          <w:tcPr>
+            <w:tcW w:w="3432" w:type="dxa"/>
+            <w:tcBorders>
+              <w:top w:val="single" w:sz="4" w:space="0" w:color="AAAAAA"/>
+              <w:left w:val="single" w:sz="4" w:space="0" w:color="AAAAAA"/>
+              <w:bottom w:val="single" w:sz="4" w:space="0" w:color="AAAAAA"/>
+              <w:right w:val="single" w:sz="4" w:space="0" w:color="AAAAAA"/>
+            </w:tcBorders>
+            <w:vAlign w:val="center"/>
+          </w:tcPr>
+          <w:p>
+            <w:pPr>
+              <w:spacing w:before="30" w:after="30" w:line="240" w:lineRule="auto"/>
+              <w:jc w:val="left"/>
+              <w:rPr>
+                <w:rFonts w:ascii="Arial" w:eastAsia="Arial" w:hAnsi="Arial" w:cs="Arial"/>
+                <w:sz w:val="20"/>
+                <w:szCs w:val="20"/>
+              </w:rPr>
+            </w:pPr>
+            <w:r>
+              <w:rPr>
+                <w:rFonts w:ascii="Arial" w:eastAsia="Arial" w:hAnsi="Arial" w:cs="Arial"/>
+                <w:sz w:val="20"/>
+                <w:szCs w:val="20"/>
+              </w:rPr>
+              <w:t xml:space="preserve">Junjung Sirih</w:t>
+            </w:r>
+          </w:p>
+        </w:tc>
+      </w:tr>
+      <w:tr>
+        <w:trPr>
+          <w:cantSplit/>
+        </w:trPr>
+        <w:tc>
+          <w:tcPr>
+            <w:tcW w:w="700" w:type="dxa"/>
+            <w:tcBorders>
+              <w:top w:val="single" w:sz="4" w:space="0" w:color="AAAAAA"/>
+              <w:left w:val="single" w:sz="4" w:space="0" w:color="AAAAAA"/>
+              <w:bottom w:val="single" w:sz="4" w:space="0" w:color="AAAAAA"/>
+              <w:right w:val="single" w:sz="4" w:space="0" w:color="AAAAAA"/>
+            </w:tcBorders>
+            <w:vAlign w:val="center"/>
+          </w:tcPr>
+          <w:p>
+            <w:pPr>
+              <w:spacing w:before="30" w:after="30" w:line="240" w:lineRule="auto"/>
+              <w:jc w:val="center"/>
+              <w:rPr>
+                <w:rFonts w:ascii="Arial" w:eastAsia="Arial" w:hAnsi="Arial" w:cs="Arial"/>
+                <w:sz w:val="20"/>
+                <w:szCs w:val="20"/>
+              </w:rPr>
+            </w:pPr>
+            <w:r>
+              <w:rPr>
+                <w:rFonts w:ascii="Arial" w:eastAsia="Arial" w:hAnsi="Arial" w:cs="Arial"/>
+                <w:sz w:val="20"/>
+                <w:szCs w:val="20"/>
+              </w:rPr>
+              <w:t xml:space="preserve">18</w:t>
             </w:r>
           </w:p>
         </w:tc>
